--- a/cv.docx
+++ b/cv.docx
@@ -26,7 +26,7 @@
         <w:br/>
       </w:r>
       <w:r>
-        <w:t xml:space="preserve">Nairobi, Kenya | +254 728 352 614 | nonduma@yahoo.com</w:t>
+        <w:t xml:space="preserve">Kisii, Kenya | +254 728 352 614 | nonduma@yahoo.com</w:t>
       </w:r>
       <w:r>
         <w:br/>
@@ -309,7 +309,7 @@
         </w:numPr>
       </w:pPr>
       <w:r>
-        <w:t xml:space="preserve">Managed MEL systems and analytics across multiple country programs, improving data use for programmatic decision-making.</w:t>
+        <w:t xml:space="preserve">Designed and implemented MEL systems across 50+ low‑resource countries with limited M&amp;E capacity, strengthening data use for programmatic decision‑making.</w:t>
       </w:r>
     </w:p>
     <w:p>
@@ -357,7 +357,19 @@
         </w:numPr>
       </w:pPr>
       <w:r>
-        <w:t xml:space="preserve">Strengthened partner accountability through structured performance tracking and data review processes.</w:t>
+        <w:t xml:space="preserve">Strengthened partner accountability via performance tracking and data reviews, aligning country MEL systems with global MEL frameworks and donor reporting standards.</w:t>
+      </w:r>
+    </w:p>
+    <w:p>
+      <w:pPr>
+        <w:pStyle w:val="Compact"/>
+        <w:numPr>
+          <w:ilvl w:val="0"/>
+          <w:numId w:val="1003"/>
+        </w:numPr>
+      </w:pPr>
+      <w:r>
+        <w:t xml:space="preserve">Developed and managed quick‑use data tools, including Google Sheets and Excel dashboards, to support program teams.</w:t>
       </w:r>
     </w:p>
     <w:p>

--- a/cv.docx
+++ b/cv.docx
@@ -2,7 +2,7 @@
 <file path=word/document.xml><?xml version="1.0" encoding="utf-8"?>
 <w:document xmlns:w="http://schemas.openxmlformats.org/wordprocessingml/2006/main" xmlns:m="http://schemas.openxmlformats.org/officeDocument/2006/math" xmlns:r="http://schemas.openxmlformats.org/officeDocument/2006/relationships" xmlns:o="urn:schemas-microsoft-com:office:office" xmlns:v="urn:schemas-microsoft-com:vml" xmlns:w10="urn:schemas-microsoft-com:office:word" xmlns:a="http://schemas.openxmlformats.org/drawingml/2006/main" xmlns:pic="http://schemas.openxmlformats.org/drawingml/2006/picture" xmlns:wp="http://schemas.openxmlformats.org/drawingml/2006/wordprocessingDrawing">
   <w:body>
-    <w:bookmarkStart w:id="44" w:name="nathan-machuki-onduma"/>
+    <w:bookmarkStart w:id="46" w:name="nathan-machuki-onduma"/>
     <w:p>
       <w:pPr>
         <w:pStyle w:val="Heading1"/>
@@ -46,7 +46,26 @@
         </w:r>
       </w:hyperlink>
     </w:p>
-    <w:bookmarkStart w:id="10" w:name="professional-summary"/>
+    <w:p>
+      <w:pPr>
+        <w:pStyle w:val="BodyText"/>
+      </w:pPr>
+      <w:r>
+        <w:t xml:space="preserve">Online version:</w:t>
+      </w:r>
+      <w:r>
+        <w:t xml:space="preserve"> </w:t>
+      </w:r>
+      <w:hyperlink r:id="rId10">
+        <w:r>
+          <w:rPr>
+            <w:rStyle w:val="Hyperlink"/>
+          </w:rPr>
+          <w:t xml:space="preserve">View my live CV and portfolio</w:t>
+        </w:r>
+      </w:hyperlink>
+    </w:p>
+    <w:bookmarkStart w:id="11" w:name="professional-summary"/>
     <w:p>
       <w:pPr>
         <w:pStyle w:val="Heading2"/>
@@ -63,8 +82,8 @@
         <w:t xml:space="preserve">Senior Measurement, Evaluation, and Learning (MEL) and Data Science leader with 15+ years of experience across global health, public sector, and development programs in Africa. Proven track record in leading multi-country MEL systems, advancing data-driven strategy, and strengthening health information systems. Expertise in statistical analysis, program evaluation, and translating complex data into actionable insights for donors, governments, and implementing partners. Experienced in managing large-scale programs, building high-performing teams, and supporting investment cases and strategic decision-making.</w:t>
       </w:r>
     </w:p>
-    <w:bookmarkEnd w:id="10"/>
-    <w:bookmarkStart w:id="11" w:name="core-competencies"/>
+    <w:bookmarkEnd w:id="11"/>
+    <w:bookmarkStart w:id="12" w:name="core-competencies"/>
     <w:p>
       <w:pPr>
         <w:pStyle w:val="Heading2"/>
@@ -130,7 +149,7 @@
         </w:numPr>
       </w:pPr>
       <w:r>
-        <w:t xml:space="preserve">Data Strategy and Decision Support</w:t>
+        <w:t xml:space="preserve">Data Strategy, Decision Support, Performance, and Organizational Learning</w:t>
       </w:r>
     </w:p>
     <w:p>
@@ -169,8 +188,8 @@
         <w:t xml:space="preserve">Research and Scientific Communication</w:t>
       </w:r>
     </w:p>
-    <w:bookmarkEnd w:id="11"/>
-    <w:bookmarkStart w:id="29" w:name="professional-experience"/>
+    <w:bookmarkEnd w:id="12"/>
+    <w:bookmarkStart w:id="31" w:name="professional-experience"/>
     <w:p>
       <w:pPr>
         <w:pStyle w:val="Heading2"/>
@@ -179,12 +198,12 @@
         <w:t xml:space="preserve">Professional Experience</w:t>
       </w:r>
     </w:p>
-    <w:bookmarkStart w:id="13" w:name="the-end-fund"/>
+    <w:bookmarkStart w:id="14" w:name="the-end-fund"/>
     <w:p>
       <w:pPr>
         <w:pStyle w:val="Heading3"/>
       </w:pPr>
-      <w:hyperlink r:id="rId12">
+      <w:hyperlink r:id="rId13">
         <w:r>
           <w:rPr>
             <w:rStyle w:val="Hyperlink"/>
@@ -263,13 +282,13 @@
         <w:t xml:space="preserve">Support organizational strategy through advanced data analysis and evidence generation for donor and board reporting.</w:t>
       </w:r>
     </w:p>
-    <w:bookmarkEnd w:id="13"/>
-    <w:bookmarkStart w:id="14" w:name="the-end-fund-1"/>
+    <w:bookmarkEnd w:id="14"/>
+    <w:bookmarkStart w:id="16" w:name="the-end-fund-1"/>
     <w:p>
       <w:pPr>
         <w:pStyle w:val="Heading3"/>
       </w:pPr>
-      <w:hyperlink r:id="rId12">
+      <w:hyperlink r:id="rId13">
         <w:r>
           <w:rPr>
             <w:rStyle w:val="Hyperlink"/>
@@ -420,8 +439,34 @@
         <w:t xml:space="preserve">Contributed to development of organizational Theory of Change aligned with strategic priorities.</w:t>
       </w:r>
     </w:p>
-    <w:bookmarkEnd w:id="14"/>
-    <w:bookmarkStart w:id="16" w:name="independent-consultant"/>
+    <w:p>
+      <w:pPr>
+        <w:pStyle w:val="Compact"/>
+        <w:numPr>
+          <w:ilvl w:val="0"/>
+          <w:numId w:val="1004"/>
+        </w:numPr>
+      </w:pPr>
+      <w:r>
+        <w:t xml:space="preserve">Led segments of the program database development process in collaboration with</w:t>
+      </w:r>
+      <w:r>
+        <w:t xml:space="preserve"> </w:t>
+      </w:r>
+      <w:hyperlink r:id="rId15">
+        <w:r>
+          <w:rPr>
+            <w:rStyle w:val="Hyperlink"/>
+          </w:rPr>
+          <w:t xml:space="preserve">BAO systems</w:t>
+        </w:r>
+      </w:hyperlink>
+      <w:r>
+        <w:t xml:space="preserve">, the technical contractor.</w:t>
+      </w:r>
+    </w:p>
+    <w:bookmarkEnd w:id="16"/>
+    <w:bookmarkStart w:id="18" w:name="independent-consultant"/>
     <w:p>
       <w:pPr>
         <w:pStyle w:val="Heading3"/>
@@ -514,7 +559,7 @@
       <w:r>
         <w:t xml:space="preserve"> </w:t>
       </w:r>
-      <w:hyperlink r:id="rId15">
+      <w:hyperlink r:id="rId17">
         <w:r>
           <w:rPr>
             <w:rStyle w:val="Hyperlink"/>
@@ -529,13 +574,13 @@
         <w:t xml:space="preserve">and third party monitoring</w:t>
       </w:r>
     </w:p>
-    <w:bookmarkEnd w:id="16"/>
-    <w:bookmarkStart w:id="18" w:name="X9ba5efaf9c9c5ac59871b0ca5a6b1f34f83d889"/>
+    <w:bookmarkEnd w:id="18"/>
+    <w:bookmarkStart w:id="20" w:name="X9ba5efaf9c9c5ac59871b0ca5a6b1f34f83d889"/>
     <w:p>
       <w:pPr>
         <w:pStyle w:val="Heading3"/>
       </w:pPr>
-      <w:hyperlink r:id="rId17">
+      <w:hyperlink r:id="rId19">
         <w:r>
           <w:rPr>
             <w:rStyle w:val="Hyperlink"/>
@@ -659,6 +704,44 @@
         </w:numPr>
       </w:pPr>
       <w:r>
+        <w:t xml:space="preserve">Owned the development and deployment of the DHIS2-based Data Reporting and Warehousing System (DRAWS) with</w:t>
+      </w:r>
+      <w:r>
+        <w:t xml:space="preserve"> </w:t>
+      </w:r>
+      <w:hyperlink r:id="rId15">
+        <w:r>
+          <w:rPr>
+            <w:rStyle w:val="Hyperlink"/>
+          </w:rPr>
+          <w:t xml:space="preserve">BAO systems</w:t>
+        </w:r>
+      </w:hyperlink>
+      <w:r>
+        <w:t xml:space="preserve">, the technical contractor.</w:t>
+      </w:r>
+    </w:p>
+    <w:p>
+      <w:pPr>
+        <w:pStyle w:val="Compact"/>
+        <w:numPr>
+          <w:ilvl w:val="0"/>
+          <w:numId w:val="1007"/>
+        </w:numPr>
+      </w:pPr>
+      <w:r>
+        <w:t xml:space="preserve">Part of the technical working group for the development and deployment of CDC Kenya’s Partner Platform for Performance Monitoring (3PM).</w:t>
+      </w:r>
+    </w:p>
+    <w:p>
+      <w:pPr>
+        <w:pStyle w:val="Compact"/>
+        <w:numPr>
+          <w:ilvl w:val="0"/>
+          <w:numId w:val="1007"/>
+        </w:numPr>
+      </w:pPr>
+      <w:r>
         <w:t xml:space="preserve">Designed and implemented a comprehensive Evaluation and Performance Monitoring Plan.</w:t>
       </w:r>
     </w:p>
@@ -686,13 +769,13 @@
         <w:t xml:space="preserve">Supervised 2 data managers, 7 M&amp;E officers, and 1 HMIS specialist.</w:t>
       </w:r>
     </w:p>
-    <w:bookmarkEnd w:id="18"/>
-    <w:bookmarkStart w:id="20" w:name="kmet"/>
+    <w:bookmarkEnd w:id="20"/>
+    <w:bookmarkStart w:id="22" w:name="kmet"/>
     <w:p>
       <w:pPr>
         <w:pStyle w:val="Heading3"/>
       </w:pPr>
-      <w:hyperlink r:id="rId19">
+      <w:hyperlink r:id="rId21">
         <w:r>
           <w:rPr>
             <w:rStyle w:val="Hyperlink"/>
@@ -819,13 +902,13 @@
         <w:t xml:space="preserve">Supervised 2 M&amp;E assistants directly and 30 data clerks indirectly.</w:t>
       </w:r>
     </w:p>
-    <w:bookmarkEnd w:id="20"/>
-    <w:bookmarkStart w:id="28" w:name="X25c0948727970404fa58de2e57afb60c9f97fa7"/>
+    <w:bookmarkEnd w:id="22"/>
+    <w:bookmarkStart w:id="30" w:name="X25c0948727970404fa58de2e57afb60c9f97fa7"/>
     <w:p>
       <w:pPr>
         <w:pStyle w:val="Heading3"/>
       </w:pPr>
-      <w:hyperlink r:id="rId21">
+      <w:hyperlink r:id="rId23">
         <w:r>
           <w:rPr>
             <w:rStyle w:val="Hyperlink"/>
@@ -930,7 +1013,7 @@
       <w:r>
         <w:t xml:space="preserve"> </w:t>
       </w:r>
-      <w:hyperlink r:id="rId22">
+      <w:hyperlink r:id="rId24">
         <w:r>
           <w:rPr>
             <w:rStyle w:val="Hyperlink"/>
@@ -956,7 +1039,7 @@
       <w:r>
         <w:t xml:space="preserve">Led development of County Integrated Development Plans [</w:t>
       </w:r>
-      <w:hyperlink r:id="rId23">
+      <w:hyperlink r:id="rId25">
         <w:r>
           <w:rPr>
             <w:rStyle w:val="Hyperlink"/>
@@ -966,34 +1049,6 @@
       </w:hyperlink>
       <w:r>
         <w:t xml:space="preserve">] and budget policy documents [</w:t>
-      </w:r>
-      <w:hyperlink r:id="rId24">
-        <w:r>
-          <w:rPr>
-            <w:rStyle w:val="Hyperlink"/>
-          </w:rPr>
-          <w:t xml:space="preserve">this</w:t>
-        </w:r>
-      </w:hyperlink>
-      <w:r>
-        <w:t xml:space="preserve">,</w:t>
-      </w:r>
-      <w:r>
-        <w:t xml:space="preserve"> </w:t>
-      </w:r>
-      <w:hyperlink r:id="rId25">
-        <w:r>
-          <w:rPr>
-            <w:rStyle w:val="Hyperlink"/>
-          </w:rPr>
-          <w:t xml:space="preserve">this</w:t>
-        </w:r>
-      </w:hyperlink>
-      <w:r>
-        <w:t xml:space="preserve">,</w:t>
-      </w:r>
-      <w:r>
-        <w:t xml:space="preserve"> </w:t>
       </w:r>
       <w:hyperlink r:id="rId26">
         <w:r>
@@ -1004,7 +1059,10 @@
         </w:r>
       </w:hyperlink>
       <w:r>
-        <w:t xml:space="preserve">] and strategic frameworks and reports [</w:t>
+        <w:t xml:space="preserve">,</w:t>
+      </w:r>
+      <w:r>
+        <w:t xml:space="preserve"> </w:t>
       </w:r>
       <w:hyperlink r:id="rId27">
         <w:r>
@@ -1015,6 +1073,31 @@
         </w:r>
       </w:hyperlink>
       <w:r>
+        <w:t xml:space="preserve">,</w:t>
+      </w:r>
+      <w:r>
+        <w:t xml:space="preserve"> </w:t>
+      </w:r>
+      <w:hyperlink r:id="rId28">
+        <w:r>
+          <w:rPr>
+            <w:rStyle w:val="Hyperlink"/>
+          </w:rPr>
+          <w:t xml:space="preserve">this</w:t>
+        </w:r>
+      </w:hyperlink>
+      <w:r>
+        <w:t xml:space="preserve">] and strategic frameworks and reports [</w:t>
+      </w:r>
+      <w:hyperlink r:id="rId29">
+        <w:r>
+          <w:rPr>
+            <w:rStyle w:val="Hyperlink"/>
+          </w:rPr>
+          <w:t xml:space="preserve">this</w:t>
+        </w:r>
+      </w:hyperlink>
+      <w:r>
         <w:t xml:space="preserve">].</w:t>
       </w:r>
     </w:p>
@@ -1042,9 +1125,9 @@
         <w:t xml:space="preserve">Established the Borabu District Information and Documentation Centre.</w:t>
       </w:r>
     </w:p>
-    <w:bookmarkEnd w:id="28"/>
-    <w:bookmarkEnd w:id="29"/>
-    <w:bookmarkStart w:id="32" w:name="education"/>
+    <w:bookmarkEnd w:id="30"/>
+    <w:bookmarkEnd w:id="31"/>
+    <w:bookmarkStart w:id="34" w:name="education"/>
     <w:p>
       <w:pPr>
         <w:pStyle w:val="Heading2"/>
@@ -1061,7 +1144,7 @@
           <w:numId w:val="1012"/>
         </w:numPr>
       </w:pPr>
-      <w:hyperlink r:id="rId30">
+      <w:hyperlink r:id="rId32">
         <w:r>
           <w:rPr>
             <w:rStyle w:val="Hyperlink"/>
@@ -1092,7 +1175,7 @@
           <w:numId w:val="1012"/>
         </w:numPr>
       </w:pPr>
-      <w:hyperlink r:id="rId31">
+      <w:hyperlink r:id="rId33">
         <w:r>
           <w:rPr>
             <w:rStyle w:val="Hyperlink"/>
@@ -1145,8 +1228,8 @@
         <w:t xml:space="preserve">, Nyamagwa Boys’ High School, Kenya — 2003</w:t>
       </w:r>
     </w:p>
-    <w:bookmarkEnd w:id="32"/>
-    <w:bookmarkStart w:id="33" w:name="technical-skills"/>
+    <w:bookmarkEnd w:id="34"/>
+    <w:bookmarkStart w:id="35" w:name="technical-skills"/>
     <w:p>
       <w:pPr>
         <w:pStyle w:val="Heading2"/>
@@ -1243,8 +1326,8 @@
         <w:t xml:space="preserve">Survey design, statistical modelling, data visualization, LaTeX</w:t>
       </w:r>
     </w:p>
-    <w:bookmarkEnd w:id="33"/>
-    <w:bookmarkStart w:id="36" w:name="selected-professional-development"/>
+    <w:bookmarkEnd w:id="35"/>
+    <w:bookmarkStart w:id="38" w:name="selected-professional-development"/>
     <w:p>
       <w:pPr>
         <w:pStyle w:val="Heading2"/>
@@ -1277,7 +1360,7 @@
       <w:r>
         <w:t xml:space="preserve"> </w:t>
       </w:r>
-      <w:hyperlink r:id="rId34">
+      <w:hyperlink r:id="rId36">
         <w:r>
           <w:rPr>
             <w:rStyle w:val="Hyperlink"/>
@@ -1398,7 +1481,7 @@
       <w:r>
         <w:t xml:space="preserve"> </w:t>
       </w:r>
-      <w:hyperlink r:id="rId35">
+      <w:hyperlink r:id="rId37">
         <w:r>
           <w:rPr>
             <w:rStyle w:val="Hyperlink"/>
@@ -1410,8 +1493,8 @@
         <w:t xml:space="preserve">, CDC Kenya, 2017</w:t>
       </w:r>
     </w:p>
-    <w:bookmarkEnd w:id="36"/>
-    <w:bookmarkStart w:id="40" w:name="selected-publications"/>
+    <w:bookmarkEnd w:id="38"/>
+    <w:bookmarkStart w:id="42" w:name="selected-publications"/>
     <w:p>
       <w:pPr>
         <w:pStyle w:val="Heading2"/>
@@ -1457,7 +1540,7 @@
       <w:r>
         <w:t xml:space="preserve"> </w:t>
       </w:r>
-      <w:hyperlink r:id="rId37">
+      <w:hyperlink r:id="rId39">
         <w:r>
           <w:rPr>
             <w:rStyle w:val="Hyperlink"/>
@@ -1503,7 +1586,7 @@
       <w:r>
         <w:t xml:space="preserve"> </w:t>
       </w:r>
-      <w:hyperlink r:id="rId38">
+      <w:hyperlink r:id="rId40">
         <w:r>
           <w:rPr>
             <w:rStyle w:val="Hyperlink"/>
@@ -1546,7 +1629,7 @@
       <w:r>
         <w:t xml:space="preserve"> </w:t>
       </w:r>
-      <w:hyperlink r:id="rId39">
+      <w:hyperlink r:id="rId41">
         <w:r>
           <w:rPr>
             <w:rStyle w:val="Hyperlink"/>
@@ -1637,8 +1720,8 @@
         <w:t xml:space="preserve">Undergraduate project, University of Nairobi.</w:t>
       </w:r>
     </w:p>
-    <w:bookmarkEnd w:id="40"/>
-    <w:bookmarkStart w:id="41" w:name="languages"/>
+    <w:bookmarkEnd w:id="42"/>
+    <w:bookmarkStart w:id="43" w:name="languages"/>
     <w:p>
       <w:pPr>
         <w:pStyle w:val="Heading2"/>
@@ -1683,8 +1766,8 @@
         <w:t xml:space="preserve">French — Basic proficiency</w:t>
       </w:r>
     </w:p>
-    <w:bookmarkEnd w:id="41"/>
-    <w:bookmarkStart w:id="42" w:name="selected-awards"/>
+    <w:bookmarkEnd w:id="43"/>
+    <w:bookmarkStart w:id="44" w:name="selected-awards"/>
     <w:p>
       <w:pPr>
         <w:pStyle w:val="Heading2"/>
@@ -1797,8 +1880,8 @@
         <w:t xml:space="preserve">Second-best KCSE student in Gucha District, Kenya.</w:t>
       </w:r>
     </w:p>
-    <w:bookmarkEnd w:id="42"/>
-    <w:bookmarkStart w:id="43" w:name="referees"/>
+    <w:bookmarkEnd w:id="44"/>
+    <w:bookmarkStart w:id="45" w:name="referees"/>
     <w:p>
       <w:pPr>
         <w:pStyle w:val="Heading2"/>
@@ -1815,8 +1898,8 @@
         <w:t xml:space="preserve">Available upon request.</w:t>
       </w:r>
     </w:p>
-    <w:bookmarkEnd w:id="43"/>
-    <w:bookmarkEnd w:id="44"/>
+    <w:bookmarkEnd w:id="45"/>
+    <w:bookmarkEnd w:id="46"/>
     <w:sectPr>
       <w:footnotePr>
         <w:numRestart w:val="eachSect"/>

--- a/cv.docx
+++ b/cv.docx
@@ -2,7 +2,7 @@
 <file path=word/document.xml><?xml version="1.0" encoding="utf-8"?>
 <w:document xmlns:w="http://schemas.openxmlformats.org/wordprocessingml/2006/main" xmlns:m="http://schemas.openxmlformats.org/officeDocument/2006/math" xmlns:r="http://schemas.openxmlformats.org/officeDocument/2006/relationships" xmlns:o="urn:schemas-microsoft-com:office:office" xmlns:v="urn:schemas-microsoft-com:vml" xmlns:w10="urn:schemas-microsoft-com:office:word" xmlns:a="http://schemas.openxmlformats.org/drawingml/2006/main" xmlns:pic="http://schemas.openxmlformats.org/drawingml/2006/picture" xmlns:wp="http://schemas.openxmlformats.org/drawingml/2006/wordprocessingDrawing">
   <w:body>
-    <w:bookmarkStart w:id="46" w:name="nathan-machuki-onduma"/>
+    <w:bookmarkStart w:id="45" w:name="nathan-machuki-onduma"/>
     <w:p>
       <w:pPr>
         <w:pStyle w:val="Heading1"/>
@@ -189,7 +189,7 @@
       </w:r>
     </w:p>
     <w:bookmarkEnd w:id="12"/>
-    <w:bookmarkStart w:id="31" w:name="professional-experience"/>
+    <w:bookmarkStart w:id="30" w:name="professional-experience"/>
     <w:p>
       <w:pPr>
         <w:pStyle w:val="Heading2"/>
@@ -243,7 +243,7 @@
         </w:numPr>
       </w:pPr>
       <w:r>
-        <w:t xml:space="preserve">Lead MEL strategy and implementation for visceral leishmaniasis and trachoma within multi‑country NTD programs spanning 30+ countries, supporting over $50M disbursed and 150M individuals reached annually</w:t>
+        <w:t xml:space="preserve">Lead MEL strategy and implementation for visceral leishmaniasis and trachoma within multi‑country NTD programs spanning 30+ countries, supporting over $50M disbursed and over 150M individuals reached annually</w:t>
       </w:r>
     </w:p>
     <w:p>
@@ -328,7 +328,7 @@
         </w:numPr>
       </w:pPr>
       <w:r>
-        <w:t xml:space="preserve">Designed and implemented MEL systems across 50+ low‑resource countries with limited M&amp;E capacity, strengthening data use for programmatic decision‑making.</w:t>
+        <w:t xml:space="preserve">Designed and implemented MEL systems across 30+ low‑resource countries with limited M&amp;E capacity, strengthening data use for programmatic decision‑making.</w:t>
       </w:r>
     </w:p>
     <w:p>
@@ -471,9 +471,14 @@
       <w:pPr>
         <w:pStyle w:val="Heading3"/>
       </w:pPr>
-      <w:r>
-        <w:t xml:space="preserve">Independent Consultant</w:t>
-      </w:r>
+      <w:hyperlink r:id="rId9">
+        <w:r>
+          <w:rPr>
+            <w:rStyle w:val="Hyperlink"/>
+          </w:rPr>
+          <w:t xml:space="preserve">Independent Consultant</w:t>
+        </w:r>
+      </w:hyperlink>
     </w:p>
     <w:p>
       <w:pPr>
@@ -506,7 +511,7 @@
         </w:numPr>
       </w:pPr>
       <w:r>
-        <w:t xml:space="preserve">Delivered statistical and MEL consulting services for global health and development programs funded by USAID, World Bank, and other partners.</w:t>
+        <w:t xml:space="preserve">Delivered statistical and MEL consulting services for global health and development programs funded by USAID, World Bank, and other donors and partners.</w:t>
       </w:r>
     </w:p>
     <w:p>
@@ -815,7 +820,7 @@
         </w:numPr>
       </w:pPr>
       <w:r>
-        <w:t xml:space="preserve">Managed M&amp;E systems for donor-funded health programs.</w:t>
+        <w:t xml:space="preserve">Developed and managed monitoring and evaluation systems for donor-funded RMNCAH (Reproductive, Maternal, Newborn, Child, and Adolescent Health) programs.</w:t>
       </w:r>
     </w:p>
     <w:p>
@@ -903,7 +908,7 @@
       </w:r>
     </w:p>
     <w:bookmarkEnd w:id="22"/>
-    <w:bookmarkStart w:id="30" w:name="X25c0948727970404fa58de2e57afb60c9f97fa7"/>
+    <w:bookmarkStart w:id="29" w:name="X25c0948727970404fa58de2e57afb60c9f97fa7"/>
     <w:p>
       <w:pPr>
         <w:pStyle w:val="Heading3"/>
@@ -1008,7 +1013,7 @@
         </w:numPr>
       </w:pPr>
       <w:r>
-        <w:t xml:space="preserve">Produced</w:t>
+        <w:t xml:space="preserve">Led the production of</w:t>
       </w:r>
       <w:r>
         <w:t xml:space="preserve"> </w:t>
@@ -1018,14 +1023,14 @@
           <w:rPr>
             <w:rStyle w:val="Hyperlink"/>
           </w:rPr>
-          <w:t xml:space="preserve">Nyamira County’s first Statistical Abstract</w:t>
+          <w:t xml:space="preserve">Nyamira County’s inaugural Statistical Abstract</w:t>
         </w:r>
       </w:hyperlink>
       <w:r>
         <w:t xml:space="preserve"> </w:t>
       </w:r>
       <w:r>
-        <w:t xml:space="preserve">in collaboration with the Kenya National Bureau of Statistics.</w:t>
+        <w:t xml:space="preserve">in collaboration with the Kenya National Bureau of Statistics providing a foundation for evidence-based economic planning.</w:t>
       </w:r>
     </w:p>
     <w:p>
@@ -1037,29 +1042,35 @@
         </w:numPr>
       </w:pPr>
       <w:r>
-        <w:t xml:space="preserve">Led development of County Integrated Development Plans [</w:t>
+        <w:t xml:space="preserve">Led the development of</w:t>
+      </w:r>
+      <w:r>
+        <w:t xml:space="preserve"> </w:t>
       </w:r>
       <w:hyperlink r:id="rId25">
         <w:r>
           <w:rPr>
             <w:rStyle w:val="Hyperlink"/>
           </w:rPr>
-          <w:t xml:space="preserve">first</w:t>
+          <w:t xml:space="preserve">the inaugural County Integrated Development Plan</w:t>
         </w:r>
       </w:hyperlink>
       <w:r>
-        <w:t xml:space="preserve">] and budget policy documents [</w:t>
+        <w:t xml:space="preserve">, multi-year (</w:t>
       </w:r>
       <w:hyperlink r:id="rId26">
         <w:r>
           <w:rPr>
             <w:rStyle w:val="Hyperlink"/>
           </w:rPr>
-          <w:t xml:space="preserve">this</w:t>
+          <w:t xml:space="preserve">2013/2014</w:t>
         </w:r>
       </w:hyperlink>
       <w:r>
-        <w:t xml:space="preserve">,</w:t>
+        <w:t xml:space="preserve"> </w:t>
+      </w:r>
+      <w:r>
+        <w:t xml:space="preserve">to</w:t>
       </w:r>
       <w:r>
         <w:t xml:space="preserve"> </w:t>
@@ -1069,11 +1080,11 @@
           <w:rPr>
             <w:rStyle w:val="Hyperlink"/>
           </w:rPr>
-          <w:t xml:space="preserve">this</w:t>
+          <w:t xml:space="preserve">2015/2016</w:t>
         </w:r>
       </w:hyperlink>
       <w:r>
-        <w:t xml:space="preserve">,</w:t>
+        <w:t xml:space="preserve">) budget policy documents, and strategic frameworks, plans and</w:t>
       </w:r>
       <w:r>
         <w:t xml:space="preserve"> </w:t>
@@ -1083,22 +1094,11 @@
           <w:rPr>
             <w:rStyle w:val="Hyperlink"/>
           </w:rPr>
-          <w:t xml:space="preserve">this</w:t>
+          <w:t xml:space="preserve">reports</w:t>
         </w:r>
       </w:hyperlink>
       <w:r>
-        <w:t xml:space="preserve">] and strategic frameworks and reports [</w:t>
-      </w:r>
-      <w:hyperlink r:id="rId29">
-        <w:r>
-          <w:rPr>
-            <w:rStyle w:val="Hyperlink"/>
-          </w:rPr>
-          <w:t xml:space="preserve">this</w:t>
-        </w:r>
-      </w:hyperlink>
-      <w:r>
-        <w:t xml:space="preserve">].</w:t>
+        <w:t xml:space="preserve">, ensuring alignment with county and national priorities.</w:t>
       </w:r>
     </w:p>
     <w:p>
@@ -1110,7 +1110,7 @@
         </w:numPr>
       </w:pPr>
       <w:r>
-        <w:t xml:space="preserve">Developed Nyamira County M&amp;E indicators in partnership with UNDP and UN-Women.</w:t>
+        <w:t xml:space="preserve">Developed Nyamira County M&amp;E indicators in partnership with UNDP and UN-Women to support tracking of the key performance indicators.</w:t>
       </w:r>
     </w:p>
     <w:p>
@@ -1122,12 +1122,12 @@
         </w:numPr>
       </w:pPr>
       <w:r>
-        <w:t xml:space="preserve">Established the Borabu District Information and Documentation Centre.</w:t>
-      </w:r>
-    </w:p>
+        <w:t xml:space="preserve">Founded the Borabu District Information and Documentation Centre, improving transparency and accessibility of government development plans and strategies for civil servants and citizens.</w:t>
+      </w:r>
+    </w:p>
+    <w:bookmarkEnd w:id="29"/>
     <w:bookmarkEnd w:id="30"/>
-    <w:bookmarkEnd w:id="31"/>
-    <w:bookmarkStart w:id="34" w:name="education"/>
+    <w:bookmarkStart w:id="33" w:name="education"/>
     <w:p>
       <w:pPr>
         <w:pStyle w:val="Heading2"/>
@@ -1144,7 +1144,7 @@
           <w:numId w:val="1012"/>
         </w:numPr>
       </w:pPr>
-      <w:hyperlink r:id="rId32">
+      <w:hyperlink r:id="rId31">
         <w:r>
           <w:rPr>
             <w:rStyle w:val="Hyperlink"/>
@@ -1175,7 +1175,7 @@
           <w:numId w:val="1012"/>
         </w:numPr>
       </w:pPr>
-      <w:hyperlink r:id="rId33">
+      <w:hyperlink r:id="rId32">
         <w:r>
           <w:rPr>
             <w:rStyle w:val="Hyperlink"/>
@@ -1228,8 +1228,8 @@
         <w:t xml:space="preserve">, Nyamagwa Boys’ High School, Kenya — 2003</w:t>
       </w:r>
     </w:p>
-    <w:bookmarkEnd w:id="34"/>
-    <w:bookmarkStart w:id="35" w:name="technical-skills"/>
+    <w:bookmarkEnd w:id="33"/>
+    <w:bookmarkStart w:id="34" w:name="technical-skills"/>
     <w:p>
       <w:pPr>
         <w:pStyle w:val="Heading2"/>
@@ -1326,8 +1326,8 @@
         <w:t xml:space="preserve">Survey design, statistical modelling, data visualization, LaTeX</w:t>
       </w:r>
     </w:p>
-    <w:bookmarkEnd w:id="35"/>
-    <w:bookmarkStart w:id="38" w:name="selected-professional-development"/>
+    <w:bookmarkEnd w:id="34"/>
+    <w:bookmarkStart w:id="37" w:name="selected-professional-development"/>
     <w:p>
       <w:pPr>
         <w:pStyle w:val="Heading2"/>
@@ -1360,7 +1360,7 @@
       <w:r>
         <w:t xml:space="preserve"> </w:t>
       </w:r>
-      <w:hyperlink r:id="rId36">
+      <w:hyperlink r:id="rId35">
         <w:r>
           <w:rPr>
             <w:rStyle w:val="Hyperlink"/>
@@ -1481,7 +1481,7 @@
       <w:r>
         <w:t xml:space="preserve"> </w:t>
       </w:r>
-      <w:hyperlink r:id="rId37">
+      <w:hyperlink r:id="rId36">
         <w:r>
           <w:rPr>
             <w:rStyle w:val="Hyperlink"/>
@@ -1493,8 +1493,8 @@
         <w:t xml:space="preserve">, CDC Kenya, 2017</w:t>
       </w:r>
     </w:p>
-    <w:bookmarkEnd w:id="38"/>
-    <w:bookmarkStart w:id="42" w:name="selected-publications"/>
+    <w:bookmarkEnd w:id="37"/>
+    <w:bookmarkStart w:id="41" w:name="selected-publications"/>
     <w:p>
       <w:pPr>
         <w:pStyle w:val="Heading2"/>
@@ -1540,7 +1540,7 @@
       <w:r>
         <w:t xml:space="preserve"> </w:t>
       </w:r>
-      <w:hyperlink r:id="rId39">
+      <w:hyperlink r:id="rId38">
         <w:r>
           <w:rPr>
             <w:rStyle w:val="Hyperlink"/>
@@ -1586,7 +1586,7 @@
       <w:r>
         <w:t xml:space="preserve"> </w:t>
       </w:r>
-      <w:hyperlink r:id="rId40">
+      <w:hyperlink r:id="rId39">
         <w:r>
           <w:rPr>
             <w:rStyle w:val="Hyperlink"/>
@@ -1629,7 +1629,7 @@
       <w:r>
         <w:t xml:space="preserve"> </w:t>
       </w:r>
-      <w:hyperlink r:id="rId41">
+      <w:hyperlink r:id="rId40">
         <w:r>
           <w:rPr>
             <w:rStyle w:val="Hyperlink"/>
@@ -1720,54 +1720,54 @@
         <w:t xml:space="preserve">Undergraduate project, University of Nairobi.</w:t>
       </w:r>
     </w:p>
+    <w:bookmarkEnd w:id="41"/>
+    <w:bookmarkStart w:id="42" w:name="languages"/>
+    <w:p>
+      <w:pPr>
+        <w:pStyle w:val="Heading2"/>
+      </w:pPr>
+      <w:r>
+        <w:t xml:space="preserve">Languages</w:t>
+      </w:r>
+    </w:p>
+    <w:p>
+      <w:pPr>
+        <w:pStyle w:val="Compact"/>
+        <w:numPr>
+          <w:ilvl w:val="0"/>
+          <w:numId w:val="1016"/>
+        </w:numPr>
+      </w:pPr>
+      <w:r>
+        <w:t xml:space="preserve">English — Full professional proficiency</w:t>
+      </w:r>
+    </w:p>
+    <w:p>
+      <w:pPr>
+        <w:pStyle w:val="Compact"/>
+        <w:numPr>
+          <w:ilvl w:val="0"/>
+          <w:numId w:val="1016"/>
+        </w:numPr>
+      </w:pPr>
+      <w:r>
+        <w:t xml:space="preserve">Kiswahili — Full professional proficiency</w:t>
+      </w:r>
+    </w:p>
+    <w:p>
+      <w:pPr>
+        <w:pStyle w:val="Compact"/>
+        <w:numPr>
+          <w:ilvl w:val="0"/>
+          <w:numId w:val="1016"/>
+        </w:numPr>
+      </w:pPr>
+      <w:r>
+        <w:t xml:space="preserve">French — Basic proficiency</w:t>
+      </w:r>
+    </w:p>
     <w:bookmarkEnd w:id="42"/>
-    <w:bookmarkStart w:id="43" w:name="languages"/>
-    <w:p>
-      <w:pPr>
-        <w:pStyle w:val="Heading2"/>
-      </w:pPr>
-      <w:r>
-        <w:t xml:space="preserve">Languages</w:t>
-      </w:r>
-    </w:p>
-    <w:p>
-      <w:pPr>
-        <w:pStyle w:val="Compact"/>
-        <w:numPr>
-          <w:ilvl w:val="0"/>
-          <w:numId w:val="1016"/>
-        </w:numPr>
-      </w:pPr>
-      <w:r>
-        <w:t xml:space="preserve">English — Full professional proficiency</w:t>
-      </w:r>
-    </w:p>
-    <w:p>
-      <w:pPr>
-        <w:pStyle w:val="Compact"/>
-        <w:numPr>
-          <w:ilvl w:val="0"/>
-          <w:numId w:val="1016"/>
-        </w:numPr>
-      </w:pPr>
-      <w:r>
-        <w:t xml:space="preserve">Kiswahili — Full professional proficiency</w:t>
-      </w:r>
-    </w:p>
-    <w:p>
-      <w:pPr>
-        <w:pStyle w:val="Compact"/>
-        <w:numPr>
-          <w:ilvl w:val="0"/>
-          <w:numId w:val="1016"/>
-        </w:numPr>
-      </w:pPr>
-      <w:r>
-        <w:t xml:space="preserve">French — Basic proficiency</w:t>
-      </w:r>
-    </w:p>
-    <w:bookmarkEnd w:id="43"/>
-    <w:bookmarkStart w:id="44" w:name="selected-awards"/>
+    <w:bookmarkStart w:id="43" w:name="selected-awards"/>
     <w:p>
       <w:pPr>
         <w:pStyle w:val="Heading2"/>
@@ -1795,7 +1795,7 @@
         <w:t xml:space="preserve"> </w:t>
       </w:r>
       <w:r>
-        <w:t xml:space="preserve">Recognized by University of Maryland Kenya Country Director as</w:t>
+        <w:t xml:space="preserve">Recognized by the University of Maryland Kenya Country Director as</w:t>
       </w:r>
       <w:r>
         <w:t xml:space="preserve"> </w:t>
@@ -1833,7 +1833,7 @@
         <w:t xml:space="preserve"> </w:t>
       </w:r>
       <w:r>
-        <w:t xml:space="preserve">Best 2nd Year Student, School of Mathematics, University of Nairobi.</w:t>
+        <w:t xml:space="preserve">Awarded university fees waiver after being recognized as the Best Second-Year Student, School of Mathematics, University of Nairobi.</w:t>
       </w:r>
     </w:p>
     <w:p>
@@ -1855,7 +1855,7 @@
         <w:t xml:space="preserve"> </w:t>
       </w:r>
       <w:r>
-        <w:t xml:space="preserve">Best 1st Year Student, Statistics Section, University of Nairobi.</w:t>
+        <w:t xml:space="preserve">Best First-Year Student, Statistics Section, University of Nairobi.</w:t>
       </w:r>
     </w:p>
     <w:p>
@@ -1877,29 +1877,29 @@
         <w:t xml:space="preserve"> </w:t>
       </w:r>
       <w:r>
-        <w:t xml:space="preserve">Second-best KCSE student in Gucha District, Kenya.</w:t>
+        <w:t xml:space="preserve">Ranked second-best KCSE student in Gucha District, Kenya.</w:t>
+      </w:r>
+    </w:p>
+    <w:bookmarkEnd w:id="43"/>
+    <w:bookmarkStart w:id="44" w:name="referees"/>
+    <w:p>
+      <w:pPr>
+        <w:pStyle w:val="Heading2"/>
+      </w:pPr>
+      <w:r>
+        <w:t xml:space="preserve">Referees</w:t>
+      </w:r>
+    </w:p>
+    <w:p>
+      <w:pPr>
+        <w:pStyle w:val="FirstParagraph"/>
+      </w:pPr>
+      <w:r>
+        <w:t xml:space="preserve">Available upon request.</w:t>
       </w:r>
     </w:p>
     <w:bookmarkEnd w:id="44"/>
-    <w:bookmarkStart w:id="45" w:name="referees"/>
-    <w:p>
-      <w:pPr>
-        <w:pStyle w:val="Heading2"/>
-      </w:pPr>
-      <w:r>
-        <w:t xml:space="preserve">Referees</w:t>
-      </w:r>
-    </w:p>
-    <w:p>
-      <w:pPr>
-        <w:pStyle w:val="FirstParagraph"/>
-      </w:pPr>
-      <w:r>
-        <w:t xml:space="preserve">Available upon request.</w:t>
-      </w:r>
-    </w:p>
     <w:bookmarkEnd w:id="45"/>
-    <w:bookmarkEnd w:id="46"/>
     <w:sectPr>
       <w:footnotePr>
         <w:numRestart w:val="eachSect"/>

--- a/cv.docx
+++ b/cv.docx
@@ -931,7 +931,7 @@
           <w:b/>
           <w:bCs/>
         </w:rPr>
-        <w:t xml:space="preserve">Statistician</w:t>
+        <w:t xml:space="preserve">Economist/Statistician</w:t>
       </w:r>
       <w:r>
         <w:br/>

--- a/cv.docx
+++ b/cv.docx
@@ -79,7 +79,7 @@
         <w:pStyle w:val="FirstParagraph"/>
       </w:pPr>
       <w:r>
-        <w:t xml:space="preserve">Senior Measurement, Evaluation, and Learning (MEL) and Data Science leader with 15+ years of experience across global health, public sector, and development programs in Africa. Proven track record in leading multi-country MEL systems, advancing data-driven strategy, and strengthening health information systems. Expertise in statistical analysis, program evaluation, and translating complex data into actionable insights for donors, governments, and implementing partners. Experienced in managing large-scale programs, building high-performing teams, and supporting investment cases and strategic decision-making.</w:t>
+        <w:t xml:space="preserve">Senior Monitoring, Evaluation, and Learning (MEL) and applied data science leader with 15+ years of experience across global health and development programs in Africa and international settings. Proven track record leading multi-country evidence, learning, and performance systems that support strategic decision-making and program improvement. Expertise in statistical analysis, program evaluation, implementation learning, and translating complex data into actionable insights for governments, donors, and implementing partners. Experienced in strengthening health information systems, managing large-scale programs and partnerships, and supporting evidence-informed strategy.</w:t>
       </w:r>
     </w:p>
     <w:bookmarkEnd w:id="11"/>
@@ -101,7 +101,7 @@
         </w:numPr>
       </w:pPr>
       <w:r>
-        <w:t xml:space="preserve">Measurement, Evaluation, and Learning (MEL)</w:t>
+        <w:t xml:space="preserve">Strategic Measurement, Evaluation, and Learning (MEL)</w:t>
       </w:r>
     </w:p>
     <w:p>
@@ -113,7 +113,7 @@
         </w:numPr>
       </w:pPr>
       <w:r>
-        <w:t xml:space="preserve">Statistical Analysis and Data Science: R, tidyverse, Power BI</w:t>
+        <w:t xml:space="preserve">Evidence Systems, Adaptive Learning, and Decision Support</w:t>
       </w:r>
     </w:p>
     <w:p>
@@ -125,7 +125,7 @@
         </w:numPr>
       </w:pPr>
       <w:r>
-        <w:t xml:space="preserve">Health Information Systems: DHIS2, EMR, Kobo Toolbox</w:t>
+        <w:t xml:space="preserve">Quantitative &amp; Qualitative Analysis and Applied Data Science</w:t>
       </w:r>
     </w:p>
     <w:p>
@@ -137,7 +137,7 @@
         </w:numPr>
       </w:pPr>
       <w:r>
-        <w:t xml:space="preserve">Program Design and Evaluation Frameworks</w:t>
+        <w:t xml:space="preserve">Program Design, Evaluation Frameworks, and Implementation Learning</w:t>
       </w:r>
     </w:p>
     <w:p>
@@ -149,7 +149,7 @@
         </w:numPr>
       </w:pPr>
       <w:r>
-        <w:t xml:space="preserve">Data Strategy, Decision Support, Performance, and Organizational Learning</w:t>
+        <w:t xml:space="preserve">Global Health Information Systems (DHIS2, EMR, KoboToolbox, ODK)</w:t>
       </w:r>
     </w:p>
     <w:p>
@@ -161,7 +161,7 @@
         </w:numPr>
       </w:pPr>
       <w:r>
-        <w:t xml:space="preserve">Capacity Building and Stakeholder Engagement</w:t>
+        <w:t xml:space="preserve">Performance Measurement, Analytics, and Organizational Learning</w:t>
       </w:r>
     </w:p>
     <w:p>
@@ -173,7 +173,7 @@
         </w:numPr>
       </w:pPr>
       <w:r>
-        <w:t xml:space="preserve">Donor Reporting: USAID, CDC, World Bank, Foundations, Funds</w:t>
+        <w:t xml:space="preserve">Multi-country Program Performance and Partner Engagement</w:t>
       </w:r>
     </w:p>
     <w:p>
@@ -185,7 +185,31 @@
         </w:numPr>
       </w:pPr>
       <w:r>
-        <w:t xml:space="preserve">Research and Scientific Communication</w:t>
+        <w:t xml:space="preserve">Stakeholder Engagement and Capacity Strengthening</w:t>
+      </w:r>
+    </w:p>
+    <w:p>
+      <w:pPr>
+        <w:pStyle w:val="Compact"/>
+        <w:numPr>
+          <w:ilvl w:val="0"/>
+          <w:numId w:val="1001"/>
+        </w:numPr>
+      </w:pPr>
+      <w:r>
+        <w:t xml:space="preserve">Strategic Donor Reporting (USAID, CDC, World Bank, Foundations, and Funds)</w:t>
+      </w:r>
+    </w:p>
+    <w:p>
+      <w:pPr>
+        <w:pStyle w:val="Compact"/>
+        <w:numPr>
+          <w:ilvl w:val="0"/>
+          <w:numId w:val="1001"/>
+        </w:numPr>
+      </w:pPr>
+      <w:r>
+        <w:t xml:space="preserve">Research, Evidence Generation, and Scientific Communication</w:t>
       </w:r>
     </w:p>
     <w:bookmarkEnd w:id="12"/>
@@ -243,7 +267,7 @@
         </w:numPr>
       </w:pPr>
       <w:r>
-        <w:t xml:space="preserve">Lead MEL strategy and implementation for visceral leishmaniasis and trachoma within multi‑country NTD programs spanning 30+ countries, supporting over $50M disbursed and over 150M individuals reached annually</w:t>
+        <w:t xml:space="preserve">Design and lead MEL strategy and implementation for visceral leishmaniasis and trachoma within multi‑country NTD programs spanning 30+ countries, supporting over $50M disbursed and over 150M individuals reached annually</w:t>
       </w:r>
     </w:p>
     <w:p>

--- a/cv.docx
+++ b/cv.docx
@@ -267,7 +267,7 @@
         </w:numPr>
       </w:pPr>
       <w:r>
-        <w:t xml:space="preserve">Design and lead MEL strategy and implementation for visceral leishmaniasis and trachoma within multi‑country NTD programs spanning 30+ countries, supporting over $50M disbursed and over 150M individuals reached annually</w:t>
+        <w:t xml:space="preserve">Design and lead MEL strategy and implementation for visceral leishmaniasis and trachoma within multi‑country NTD programs spanning 30+ countries, supporting over $50M disbursed and reaching 150M+ individuals annually.</w:t>
       </w:r>
     </w:p>
     <w:p>
@@ -279,7 +279,7 @@
         </w:numPr>
       </w:pPr>
       <w:r>
-        <w:t xml:space="preserve">Oversee development of MEL frameworks, indicators, and data systems to support program performance and impact measurement.</w:t>
+        <w:t xml:space="preserve">Oversee development of MEL frameworks, indicators, and data systems to strengthen program performance and impact measurement.</w:t>
       </w:r>
     </w:p>
     <w:p>
@@ -304,6 +304,18 @@
       </w:pPr>
       <w:r>
         <w:t xml:space="preserve">Support organizational strategy through advanced data analysis and evidence generation for donor and board reporting.</w:t>
+      </w:r>
+    </w:p>
+    <w:p>
+      <w:pPr>
+        <w:pStyle w:val="Compact"/>
+        <w:numPr>
+          <w:ilvl w:val="0"/>
+          <w:numId w:val="1002"/>
+        </w:numPr>
+      </w:pPr>
+      <w:r>
+        <w:t xml:space="preserve">Deliver technical assistance to Ministries of Health and implementing partners on data demand and use for decision‑making, automated reporting, DHIS2 workflows, and surveillance analytics.</w:t>
       </w:r>
     </w:p>
     <w:bookmarkEnd w:id="14"/>
@@ -472,7 +484,7 @@
         </w:numPr>
       </w:pPr>
       <w:r>
-        <w:t xml:space="preserve">Led segments of the program database development process in collaboration with</w:t>
+        <w:t xml:space="preserve">Led segments of the DHIS2-based program database development in collaboration with</w:t>
       </w:r>
       <w:r>
         <w:t xml:space="preserve"> </w:t>

--- a/cv.docx
+++ b/cv.docx
@@ -267,7 +267,7 @@
         </w:numPr>
       </w:pPr>
       <w:r>
-        <w:t xml:space="preserve">Design and lead MEL strategy and implementation for visceral leishmaniasis and trachoma within multi‑country NTD programs spanning 30+ countries, supporting over $50M disbursed and reaching 150M+ individuals annually.</w:t>
+        <w:t xml:space="preserve">Design and lead MEL strategy and implementation for five PC NTD programs within multi‑country initiatives spanning 30+ countries, supporting over $50M in disbursements and reaching 150M+ individuals annually.</w:t>
       </w:r>
     </w:p>
     <w:p>
@@ -316,6 +316,18 @@
       </w:pPr>
       <w:r>
         <w:t xml:space="preserve">Deliver technical assistance to Ministries of Health and implementing partners on data demand and use for decision‑making, automated reporting, DHIS2 workflows, and surveillance analytics.</w:t>
+      </w:r>
+    </w:p>
+    <w:p>
+      <w:pPr>
+        <w:pStyle w:val="Compact"/>
+        <w:numPr>
+          <w:ilvl w:val="0"/>
+          <w:numId w:val="1002"/>
+        </w:numPr>
+      </w:pPr>
+      <w:r>
+        <w:t xml:space="preserve">Provide data‑driven technical support for fund development, including guidance during the proposal development stage.</w:t>
       </w:r>
     </w:p>
     <w:bookmarkEnd w:id="14"/>

--- a/cv.docx
+++ b/cv.docx
@@ -267,7 +267,7 @@
         </w:numPr>
       </w:pPr>
       <w:r>
-        <w:t xml:space="preserve">Design and lead MEL strategy and implementation for five PC NTD programs within multi‑country initiatives spanning 30+ countries, supporting over $50M in disbursements and reaching 150M+ individuals annually.</w:t>
+        <w:t xml:space="preserve">Design and lead MEL strategy and implementation for six NTD programs within multi‑country initiatives spanning 30+ countries, supporting over $50M in disbursements and reaching 150M+ individuals annually.</w:t>
       </w:r>
     </w:p>
     <w:p>

--- a/cv.docx
+++ b/cv.docx
@@ -149,7 +149,7 @@
         </w:numPr>
       </w:pPr>
       <w:r>
-        <w:t xml:space="preserve">Global Health Information Systems (DHIS2, EMR, KoboToolbox, ODK)</w:t>
+        <w:t xml:space="preserve">Global Health Information Systems (HMIS, DHIS2, EMR, LMIS, eCHIS, KoboToolbox, ODK)</w:t>
       </w:r>
     </w:p>
     <w:p>

--- a/cv.docx
+++ b/cv.docx
@@ -20,7 +20,7 @@
           <w:b/>
           <w:bCs/>
         </w:rPr>
-        <w:t xml:space="preserve">Senior MEL and Data Science Leader</w:t>
+        <w:t xml:space="preserve">Senior MEAL, Health Information Systems and Data Science Leader</w:t>
       </w:r>
       <w:r>
         <w:br/>
@@ -79,7 +79,7 @@
         <w:pStyle w:val="FirstParagraph"/>
       </w:pPr>
       <w:r>
-        <w:t xml:space="preserve">Senior Monitoring, Evaluation, and Learning (MEL) and applied data science leader with 15+ years of experience across global health and development programs in Africa and international settings. Proven track record leading multi-country evidence, learning, and performance systems that support strategic decision-making and program improvement. Expertise in statistical analysis, program evaluation, implementation learning, and translating complex data into actionable insights for governments, donors, and implementing partners. Experienced in strengthening health information systems, managing large-scale programs and partnerships, and supporting evidence-informed strategy.</w:t>
+        <w:t xml:space="preserve">Senior MEAL, Statistics, and Health Information Systems leader with 15+ years of experience leading multi-country measurement, learning, and data systems initiatives across Africa. Proven expertise in performance measurement, statistical analysis, health information systems strengthening, data quality improvement, and translating complex evidence into strategic decisions for governments, donors, and implementing partners.</w:t>
       </w:r>
     </w:p>
     <w:bookmarkEnd w:id="11"/>
@@ -291,7 +291,7 @@
         </w:numPr>
       </w:pPr>
       <w:r>
-        <w:t xml:space="preserve">Provide technical leadership in survey design, data analytics, and digital transformation initiatives.</w:t>
+        <w:t xml:space="preserve">Lead the design and strengthening of country-owned measurement and health information systems across 30+ countries, establishing standardized indicators, reporting architectures, and data governance approaches that improve decision-making, accountability, and long-term sustainability.</w:t>
       </w:r>
     </w:p>
     <w:p>
@@ -315,7 +315,7 @@
         </w:numPr>
       </w:pPr>
       <w:r>
-        <w:t xml:space="preserve">Deliver technical assistance to Ministries of Health and implementing partners on data demand and use for decision‑making, automated reporting, DHIS2 workflows, and surveillance analytics.</w:t>
+        <w:t xml:space="preserve">Provide strategic technical assistance to Ministries of Health to strengthen routine health information systems, improve DHIS2 data quality and utilization, and institutionalize evidence-informed decision-making processes.</w:t>
       </w:r>
     </w:p>
     <w:p>
@@ -709,7 +709,7 @@
         </w:numPr>
       </w:pPr>
       <w:r>
-        <w:t xml:space="preserve">Provided technical assistance to county health systems to strengthen data collection, analysis, and reporting.</w:t>
+        <w:t xml:space="preserve">Delivered technical assistance to county health systems, enhancing data collection, analysis, and reporting of key performance indicators (KPIs).</w:t>
       </w:r>
     </w:p>
     <w:p>
@@ -784,6 +784,18 @@
       </w:pPr>
       <w:r>
         <w:t xml:space="preserve">Part of the technical working group for the development and deployment of CDC Kenya’s Partner Platform for Performance Monitoring (3PM).</w:t>
+      </w:r>
+    </w:p>
+    <w:p>
+      <w:pPr>
+        <w:pStyle w:val="Compact"/>
+        <w:numPr>
+          <w:ilvl w:val="0"/>
+          <w:numId w:val="1007"/>
+        </w:numPr>
+      </w:pPr>
+      <w:r>
+        <w:t xml:space="preserve">Led the seamless interoperability of multiple information management systems—including KenyaEMR, Laboratory Information Management System (LIMS), Logistics Management Information System (LMIS), KHIS, and the National Data Warehouse—to ensure high-quality data across platforms for informed decision-making.</w:t>
       </w:r>
     </w:p>
     <w:p>

--- a/cv.docx
+++ b/cv.docx
@@ -79,7 +79,7 @@
         <w:pStyle w:val="FirstParagraph"/>
       </w:pPr>
       <w:r>
-        <w:t xml:space="preserve">Senior MEAL, Statistics, and Health Information Systems leader with 15+ years of experience leading multi-country measurement, learning, and data systems initiatives across Africa. Proven expertise in performance measurement, statistical analysis, health information systems strengthening, data quality improvement, and translating complex evidence into strategic decisions for governments, donors, and implementing partners.</w:t>
+        <w:t xml:space="preserve">Senior MEAL, Statistics, and Data Systems leader with 15+ years of experience leading multi-country measurement, evaluation, learning, and evidence-generation initiatives across Africa. Proven expertise in performance measurement, statistical analysis, data systems strengthening, organizational learning, and translating complex evidence into strategic decisions for governments, donors, and implementing partners.</w:t>
       </w:r>
     </w:p>
     <w:bookmarkEnd w:id="11"/>

--- a/cv.docx
+++ b/cv.docx
@@ -79,7 +79,7 @@
         <w:pStyle w:val="FirstParagraph"/>
       </w:pPr>
       <w:r>
-        <w:t xml:space="preserve">Senior MEAL, Statistics, and Data Systems leader with 15+ years of experience leading multi-country measurement, evaluation, learning, and evidence-generation initiatives across Africa. Proven expertise in performance measurement, statistical analysis, data systems strengthening, organizational learning, and translating complex evidence into strategic decisions for governments, donors, and implementing partners.</w:t>
+        <w:t xml:space="preserve">Senior Measurement, Evaluation, Accountability and Learning (MEAL), Statistics, and Data Systems leader with 15+ years of experience leading multi-country measurement, evaluation, learning, and evidence-generation initiatives across Africa. Proven expertise in performance measurement, statistical analysis, data systems strengthening, organizational learning, and translating complex evidence into strategic decisions for governments, donors, and implementing partners.</w:t>
       </w:r>
     </w:p>
     <w:bookmarkEnd w:id="11"/>
@@ -162,6 +162,18 @@
       </w:pPr>
       <w:r>
         <w:t xml:space="preserve">Performance Measurement, Analytics, and Organizational Learning</w:t>
+      </w:r>
+    </w:p>
+    <w:p>
+      <w:pPr>
+        <w:pStyle w:val="Compact"/>
+        <w:numPr>
+          <w:ilvl w:val="0"/>
+          <w:numId w:val="1001"/>
+        </w:numPr>
+      </w:pPr>
+      <w:r>
+        <w:t xml:space="preserve">Strategic Learning, Evidence Use, and Adaptive Management</w:t>
       </w:r>
     </w:p>
     <w:p>
@@ -303,7 +315,7 @@
         </w:numPr>
       </w:pPr>
       <w:r>
-        <w:t xml:space="preserve">Support organizational strategy through advanced data analysis and evidence generation for donor and board reporting.</w:t>
+        <w:t xml:space="preserve">Support organizational strategy through evidence generation, analytics, and synthesis of findings to inform donor engagement, investment decisions, and program improvement.</w:t>
       </w:r>
     </w:p>
     <w:p>
@@ -328,6 +340,30 @@
       </w:pPr>
       <w:r>
         <w:t xml:space="preserve">Provide data‑driven technical support for fund development, including guidance during the proposal development stage.</w:t>
+      </w:r>
+    </w:p>
+    <w:p>
+      <w:pPr>
+        <w:pStyle w:val="Compact"/>
+        <w:numPr>
+          <w:ilvl w:val="0"/>
+          <w:numId w:val="1002"/>
+        </w:numPr>
+      </w:pPr>
+      <w:r>
+        <w:t xml:space="preserve">Co-lead the development and refinement of the organization’s Theory of Change, strengthening organizational learning, adaptive management, and evidence-informed decision-making.</w:t>
+      </w:r>
+    </w:p>
+    <w:p>
+      <w:pPr>
+        <w:pStyle w:val="Compact"/>
+        <w:numPr>
+          <w:ilvl w:val="0"/>
+          <w:numId w:val="1002"/>
+        </w:numPr>
+      </w:pPr>
+      <w:r>
+        <w:t xml:space="preserve">Facilitate cross-country learning and synthesis of implementation evidence to identify programmatic insights, strengthen adaptive management, and support strategic decision-making.</w:t>
       </w:r>
     </w:p>
     <w:bookmarkEnd w:id="14"/>
@@ -511,6 +547,18 @@
       </w:hyperlink>
       <w:r>
         <w:t xml:space="preserve">, the technical contractor.</w:t>
+      </w:r>
+    </w:p>
+    <w:p>
+      <w:pPr>
+        <w:pStyle w:val="Compact"/>
+        <w:numPr>
+          <w:ilvl w:val="0"/>
+          <w:numId w:val="1004"/>
+        </w:numPr>
+      </w:pPr>
+      <w:r>
+        <w:t xml:space="preserve">Facilitated cross-country learning, synthesized implementation evidence and identified programmatic insights which strengthened adaptive management, and supported strategic decision-making across several programs and countries.</w:t>
       </w:r>
     </w:p>
     <w:bookmarkEnd w:id="16"/>

--- a/cv.docx
+++ b/cv.docx
@@ -20,7 +20,7 @@
           <w:b/>
           <w:bCs/>
         </w:rPr>
-        <w:t xml:space="preserve">Senior MEAL, Health Information Systems and Data Science Leader</w:t>
+        <w:t xml:space="preserve">Senior MEAL, Statistics, Health Information Systems and Data Science Leader</w:t>
       </w:r>
       <w:r>
         <w:br/>
@@ -79,7 +79,7 @@
         <w:pStyle w:val="FirstParagraph"/>
       </w:pPr>
       <w:r>
-        <w:t xml:space="preserve">Senior Measurement, Evaluation, Accountability and Learning (MEAL), Statistics, and Data Systems leader with 15+ years of experience leading multi-country measurement, evaluation, learning, and evidence-generation initiatives across Africa. Proven expertise in performance measurement, statistical analysis, data systems strengthening, organizational learning, and translating complex evidence into strategic decisions for governments, donors, and implementing partners.</w:t>
+        <w:t xml:space="preserve">Senior Measurement, Evaluation, Accountability and Learning (MEAL), Statistics, and Data Systems leader with 15+ years of experience leading multi-country measurement, evaluation, learning, evidence-generation, impact assessment, and adaptive management initiatives across Africa. Proven expertise in performance measurement, statistical analysis, data systems strengthening, organizational learning, and translating complex evidence into strategic decisions for governments, donors, and implementing partners.</w:t>
       </w:r>
     </w:p>
     <w:bookmarkEnd w:id="11"/>
@@ -558,7 +558,19 @@
         </w:numPr>
       </w:pPr>
       <w:r>
-        <w:t xml:space="preserve">Facilitated cross-country learning, synthesized implementation evidence and identified programmatic insights which strengthened adaptive management, and supported strategic decision-making across several programs and countries.</w:t>
+        <w:t xml:space="preserve">Facilitated cross-country learning, synthesized implementation evidence, and generated programmatic insights that strengthened adaptive management and informed strategic policy, program, and investment decisions across multiple countries.</w:t>
+      </w:r>
+    </w:p>
+    <w:p>
+      <w:pPr>
+        <w:pStyle w:val="Compact"/>
+        <w:numPr>
+          <w:ilvl w:val="0"/>
+          <w:numId w:val="1004"/>
+        </w:numPr>
+      </w:pPr>
+      <w:r>
+        <w:t xml:space="preserve">Produced evidence briefs, learning products, technical reports and presentations used by donors, ministries of health and program leadership to guide strategic decisions.</w:t>
       </w:r>
     </w:p>
     <w:bookmarkEnd w:id="16"/>
@@ -619,7 +631,7 @@
         </w:numPr>
       </w:pPr>
       <w:r>
-        <w:t xml:space="preserve">Designed and implemented data analysis frameworks and evaluation methodologies.</w:t>
+        <w:t xml:space="preserve">Led the design and implementation of baseline, midline, endline and special studies using mixed-methods approaches, including quarterly quantitative surveys, routine program data analysis, qualitative assessments and implementation research.</w:t>
       </w:r>
     </w:p>
     <w:p>
@@ -928,7 +940,7 @@
         </w:numPr>
       </w:pPr>
       <w:r>
-        <w:t xml:space="preserve">Developed and managed monitoring and evaluation systems for donor-funded RMNCAH (Reproductive, Maternal, Newborn, Child, and Adolescent Health) programs.</w:t>
+        <w:t xml:space="preserve">Developed and managed monitoring and evaluation systems for donor-funded Reproductive, Maternal, Newborn, Child, and Adolescent Health (RMNCAH) programs.</w:t>
       </w:r>
     </w:p>
     <w:p>

--- a/cv.docx
+++ b/cv.docx
@@ -113,7 +113,7 @@
         </w:numPr>
       </w:pPr>
       <w:r>
-        <w:t xml:space="preserve">Evidence Systems, Adaptive Learning, and Decision Support</w:t>
+        <w:t xml:space="preserve">Strategic Learning, Evidence Use, Adaptive Management, and Decision Support</w:t>
       </w:r>
     </w:p>
     <w:p>
@@ -173,7 +173,7 @@
         </w:numPr>
       </w:pPr>
       <w:r>
-        <w:t xml:space="preserve">Strategic Learning, Evidence Use, and Adaptive Management</w:t>
+        <w:t xml:space="preserve">Multi-country Program Performance and Partner Engagement</w:t>
       </w:r>
     </w:p>
     <w:p>
@@ -185,7 +185,7 @@
         </w:numPr>
       </w:pPr>
       <w:r>
-        <w:t xml:space="preserve">Multi-country Program Performance and Partner Engagement</w:t>
+        <w:t xml:space="preserve">Stakeholder Engagement and Capacity Strengthening</w:t>
       </w:r>
     </w:p>
     <w:p>
@@ -197,19 +197,7 @@
         </w:numPr>
       </w:pPr>
       <w:r>
-        <w:t xml:space="preserve">Stakeholder Engagement and Capacity Strengthening</w:t>
-      </w:r>
-    </w:p>
-    <w:p>
-      <w:pPr>
-        <w:pStyle w:val="Compact"/>
-        <w:numPr>
-          <w:ilvl w:val="0"/>
-          <w:numId w:val="1001"/>
-        </w:numPr>
-      </w:pPr>
-      <w:r>
-        <w:t xml:space="preserve">Strategic Donor Reporting (USAID, CDC, World Bank, Foundations, and Funds)</w:t>
+        <w:t xml:space="preserve">Strategic Donor Reporting (USAID, CDC, World Bank, Foundations, and Philanthropic Funds)</w:t>
       </w:r>
     </w:p>
     <w:p>
@@ -363,7 +351,7 @@
         </w:numPr>
       </w:pPr>
       <w:r>
-        <w:t xml:space="preserve">Facilitate cross-country learning and synthesis of implementation evidence to identify programmatic insights, strengthen adaptive management, and support strategic decision-making.</w:t>
+        <w:t xml:space="preserve">Facilitate cross-country learning and synthesize implementation evidence to generate actionable insights that strengthen adaptive management and inform strategic decision-making.</w:t>
       </w:r>
     </w:p>
     <w:bookmarkEnd w:id="14"/>

--- a/cv.docx
+++ b/cv.docx
@@ -101,7 +101,7 @@
         </w:numPr>
       </w:pPr>
       <w:r>
-        <w:t xml:space="preserve">Strategic Measurement, Evaluation, and Learning (MEL)</w:t>
+        <w:t xml:space="preserve">Strategic Measurement, Evaluation, Accountability and Learning (MEAL)</w:t>
       </w:r>
     </w:p>
     <w:p>

--- a/cv.docx
+++ b/cv.docx
@@ -2,7 +2,7 @@
 <file path=word/document.xml><?xml version="1.0" encoding="utf-8"?>
 <w:document xmlns:w="http://schemas.openxmlformats.org/wordprocessingml/2006/main" xmlns:m="http://schemas.openxmlformats.org/officeDocument/2006/math" xmlns:r="http://schemas.openxmlformats.org/officeDocument/2006/relationships" xmlns:o="urn:schemas-microsoft-com:office:office" xmlns:v="urn:schemas-microsoft-com:vml" xmlns:w10="urn:schemas-microsoft-com:office:word" xmlns:a="http://schemas.openxmlformats.org/drawingml/2006/main" xmlns:pic="http://schemas.openxmlformats.org/drawingml/2006/picture" xmlns:wp="http://schemas.openxmlformats.org/drawingml/2006/wordprocessingDrawing">
   <w:body>
-    <w:bookmarkStart w:id="45" w:name="nathan-machuki-onduma"/>
+    <w:bookmarkStart w:id="47" w:name="nathan-machuki-onduma"/>
     <w:p>
       <w:pPr>
         <w:pStyle w:val="Heading1"/>
@@ -20,7 +20,7 @@
           <w:b/>
           <w:bCs/>
         </w:rPr>
-        <w:t xml:space="preserve">Senior MEAL, Statistics, Health Information Systems and Data Science Leader</w:t>
+        <w:t xml:space="preserve">Senior Impact, Evidence &amp; Learning Leader | MEAL | Organizational Performance | Statistics &amp; Data Science</w:t>
       </w:r>
       <w:r>
         <w:br/>
@@ -79,16 +79,98 @@
         <w:pStyle w:val="FirstParagraph"/>
       </w:pPr>
       <w:r>
-        <w:t xml:space="preserve">Senior Measurement, Evaluation, Accountability and Learning (MEAL), Statistics, and Data Systems leader with 15+ years of experience leading multi-country measurement, evaluation, learning, evidence-generation, impact assessment, and adaptive management initiatives across Africa. Proven expertise in performance measurement, statistical analysis, data systems strengthening, organizational learning, and translating complex evidence into strategic decisions for governments, donors, and implementing partners.</w:t>
+        <w:t xml:space="preserve">Senior impact, evidence, learning and analytics leader with 15+ years of experience strengthening organizational performance, evaluation systems, and evidence-informed decision-making across Africa. Experienced leading multi-country MEL and analytics functions, developing measurement frameworks, supporting Theory of Change processes, generating strategic insights for senior leadership, board and donors, and building data systems that improve program effectiveness at scale. Combines strong statistical and data science expertise with practical experience translating evidence into action.</w:t>
       </w:r>
     </w:p>
     <w:bookmarkEnd w:id="11"/>
-    <w:bookmarkStart w:id="12" w:name="core-competencies"/>
+    <w:bookmarkStart w:id="12" w:name="selected-strategic-contributions"/>
     <w:p>
       <w:pPr>
         <w:pStyle w:val="Heading2"/>
       </w:pPr>
       <w:r>
+        <w:t xml:space="preserve">Selected Strategic Contributions</w:t>
+      </w:r>
+    </w:p>
+    <w:p>
+      <w:pPr>
+        <w:pStyle w:val="Compact"/>
+        <w:numPr>
+          <w:ilvl w:val="0"/>
+          <w:numId w:val="1001"/>
+        </w:numPr>
+      </w:pPr>
+      <w:r>
+        <w:t xml:space="preserve">Led MEL, evidence generation and performance measurement initiatives across programs reaching more than 150 million people annually.</w:t>
+      </w:r>
+    </w:p>
+    <w:p>
+      <w:pPr>
+        <w:pStyle w:val="Compact"/>
+        <w:numPr>
+          <w:ilvl w:val="0"/>
+          <w:numId w:val="1001"/>
+        </w:numPr>
+      </w:pPr>
+      <w:r>
+        <w:t xml:space="preserve">Supported organizational Theory of Change development and results framework design.</w:t>
+      </w:r>
+    </w:p>
+    <w:p>
+      <w:pPr>
+        <w:pStyle w:val="Compact"/>
+        <w:numPr>
+          <w:ilvl w:val="0"/>
+          <w:numId w:val="1001"/>
+        </w:numPr>
+      </w:pPr>
+      <w:r>
+        <w:t xml:space="preserve">Generated evidence and analytics informing strategic planning, investment cases, localization initiatives and organizational decision-making.</w:t>
+      </w:r>
+    </w:p>
+    <w:p>
+      <w:pPr>
+        <w:pStyle w:val="Compact"/>
+        <w:numPr>
+          <w:ilvl w:val="0"/>
+          <w:numId w:val="1001"/>
+        </w:numPr>
+      </w:pPr>
+      <w:r>
+        <w:t xml:space="preserve">Strengthened data governance, reporting architectures and accountability systems across multi-country portfolios.</w:t>
+      </w:r>
+    </w:p>
+    <w:p>
+      <w:pPr>
+        <w:pStyle w:val="Compact"/>
+        <w:numPr>
+          <w:ilvl w:val="0"/>
+          <w:numId w:val="1001"/>
+        </w:numPr>
+      </w:pPr>
+      <w:r>
+        <w:t xml:space="preserve">Produced evidence products for donors, executive leadership and board-level reporting.</w:t>
+      </w:r>
+    </w:p>
+    <w:p>
+      <w:pPr>
+        <w:pStyle w:val="Compact"/>
+        <w:numPr>
+          <w:ilvl w:val="0"/>
+          <w:numId w:val="1001"/>
+        </w:numPr>
+      </w:pPr>
+      <w:r>
+        <w:t xml:space="preserve">Built capacity for data use, learning and adaptive management across diverse teams and partners.</w:t>
+      </w:r>
+    </w:p>
+    <w:bookmarkEnd w:id="12"/>
+    <w:bookmarkStart w:id="13" w:name="core-competencies"/>
+    <w:p>
+      <w:pPr>
+        <w:pStyle w:val="Heading2"/>
+      </w:pPr>
+      <w:r>
         <w:t xml:space="preserve">Core Competencies</w:t>
       </w:r>
     </w:p>
@@ -97,123 +179,135 @@
         <w:pStyle w:val="Compact"/>
         <w:numPr>
           <w:ilvl w:val="0"/>
-          <w:numId w:val="1001"/>
-        </w:numPr>
-      </w:pPr>
-      <w:r>
-        <w:t xml:space="preserve">Strategic Measurement, Evaluation, Accountability and Learning (MEAL)</w:t>
-      </w:r>
-    </w:p>
-    <w:p>
-      <w:pPr>
-        <w:pStyle w:val="Compact"/>
-        <w:numPr>
-          <w:ilvl w:val="0"/>
-          <w:numId w:val="1001"/>
-        </w:numPr>
-      </w:pPr>
-      <w:r>
-        <w:t xml:space="preserve">Strategic Learning, Evidence Use, Adaptive Management, and Decision Support</w:t>
-      </w:r>
-    </w:p>
-    <w:p>
-      <w:pPr>
-        <w:pStyle w:val="Compact"/>
-        <w:numPr>
-          <w:ilvl w:val="0"/>
-          <w:numId w:val="1001"/>
-        </w:numPr>
-      </w:pPr>
-      <w:r>
-        <w:t xml:space="preserve">Quantitative &amp; Qualitative Analysis and Applied Data Science</w:t>
-      </w:r>
-    </w:p>
-    <w:p>
-      <w:pPr>
-        <w:pStyle w:val="Compact"/>
-        <w:numPr>
-          <w:ilvl w:val="0"/>
-          <w:numId w:val="1001"/>
-        </w:numPr>
-      </w:pPr>
-      <w:r>
-        <w:t xml:space="preserve">Program Design, Evaluation Frameworks, and Implementation Learning</w:t>
-      </w:r>
-    </w:p>
-    <w:p>
-      <w:pPr>
-        <w:pStyle w:val="Compact"/>
-        <w:numPr>
-          <w:ilvl w:val="0"/>
-          <w:numId w:val="1001"/>
-        </w:numPr>
-      </w:pPr>
-      <w:r>
-        <w:t xml:space="preserve">Global Health Information Systems (HMIS, DHIS2, EMR, LMIS, eCHIS, KoboToolbox, ODK)</w:t>
-      </w:r>
-    </w:p>
-    <w:p>
-      <w:pPr>
-        <w:pStyle w:val="Compact"/>
-        <w:numPr>
-          <w:ilvl w:val="0"/>
-          <w:numId w:val="1001"/>
-        </w:numPr>
-      </w:pPr>
-      <w:r>
-        <w:t xml:space="preserve">Performance Measurement, Analytics, and Organizational Learning</w:t>
-      </w:r>
-    </w:p>
-    <w:p>
-      <w:pPr>
-        <w:pStyle w:val="Compact"/>
-        <w:numPr>
-          <w:ilvl w:val="0"/>
-          <w:numId w:val="1001"/>
-        </w:numPr>
-      </w:pPr>
-      <w:r>
-        <w:t xml:space="preserve">Multi-country Program Performance and Partner Engagement</w:t>
-      </w:r>
-    </w:p>
-    <w:p>
-      <w:pPr>
-        <w:pStyle w:val="Compact"/>
-        <w:numPr>
-          <w:ilvl w:val="0"/>
-          <w:numId w:val="1001"/>
-        </w:numPr>
-      </w:pPr>
-      <w:r>
-        <w:t xml:space="preserve">Stakeholder Engagement and Capacity Strengthening</w:t>
-      </w:r>
-    </w:p>
-    <w:p>
-      <w:pPr>
-        <w:pStyle w:val="Compact"/>
-        <w:numPr>
-          <w:ilvl w:val="0"/>
-          <w:numId w:val="1001"/>
-        </w:numPr>
-      </w:pPr>
-      <w:r>
-        <w:t xml:space="preserve">Strategic Donor Reporting (USAID, CDC, World Bank, Foundations, and Philanthropic Funds)</w:t>
-      </w:r>
-    </w:p>
-    <w:p>
-      <w:pPr>
-        <w:pStyle w:val="Compact"/>
-        <w:numPr>
-          <w:ilvl w:val="0"/>
-          <w:numId w:val="1001"/>
-        </w:numPr>
-      </w:pPr>
-      <w:r>
-        <w:t xml:space="preserve">Research, Evidence Generation, and Scientific Communication</w:t>
-      </w:r>
-    </w:p>
-    <w:bookmarkEnd w:id="12"/>
-    <w:bookmarkStart w:id="30" w:name="professional-experience"/>
+          <w:numId w:val="1002"/>
+        </w:numPr>
+      </w:pPr>
+      <w:r>
+        <w:t xml:space="preserve">Impact Measurement &amp; Performance Management</w:t>
+      </w:r>
+    </w:p>
+    <w:p>
+      <w:pPr>
+        <w:pStyle w:val="Compact"/>
+        <w:numPr>
+          <w:ilvl w:val="0"/>
+          <w:numId w:val="1002"/>
+        </w:numPr>
+      </w:pPr>
+      <w:r>
+        <w:t xml:space="preserve">Monitoring, Evaluation, Accountability and Learning (MEAL)</w:t>
+      </w:r>
+    </w:p>
+    <w:p>
+      <w:pPr>
+        <w:pStyle w:val="Compact"/>
+        <w:numPr>
+          <w:ilvl w:val="0"/>
+          <w:numId w:val="1002"/>
+        </w:numPr>
+      </w:pPr>
+      <w:r>
+        <w:t xml:space="preserve">Organizational Learning &amp; Adaptive Management</w:t>
+      </w:r>
+    </w:p>
+    <w:p>
+      <w:pPr>
+        <w:pStyle w:val="Compact"/>
+        <w:numPr>
+          <w:ilvl w:val="0"/>
+          <w:numId w:val="1002"/>
+        </w:numPr>
+      </w:pPr>
+      <w:r>
+        <w:t xml:space="preserve">Theory of Change &amp; Results Frameworks</w:t>
+      </w:r>
+    </w:p>
+    <w:p>
+      <w:pPr>
+        <w:pStyle w:val="Compact"/>
+        <w:numPr>
+          <w:ilvl w:val="0"/>
+          <w:numId w:val="1002"/>
+        </w:numPr>
+      </w:pPr>
+      <w:r>
+        <w:t xml:space="preserve">Evaluation &amp; Research Methods</w:t>
+      </w:r>
+    </w:p>
+    <w:p>
+      <w:pPr>
+        <w:pStyle w:val="Compact"/>
+        <w:numPr>
+          <w:ilvl w:val="0"/>
+          <w:numId w:val="1002"/>
+        </w:numPr>
+      </w:pPr>
+      <w:r>
+        <w:t xml:space="preserve">Evidence Generation &amp; Decision Support</w:t>
+      </w:r>
+    </w:p>
+    <w:p>
+      <w:pPr>
+        <w:pStyle w:val="Compact"/>
+        <w:numPr>
+          <w:ilvl w:val="0"/>
+          <w:numId w:val="1002"/>
+        </w:numPr>
+      </w:pPr>
+      <w:r>
+        <w:t xml:space="preserve">Data Governance &amp; Quality Assurance</w:t>
+      </w:r>
+    </w:p>
+    <w:p>
+      <w:pPr>
+        <w:pStyle w:val="Compact"/>
+        <w:numPr>
+          <w:ilvl w:val="0"/>
+          <w:numId w:val="1002"/>
+        </w:numPr>
+      </w:pPr>
+      <w:r>
+        <w:t xml:space="preserve">Applied Statistics &amp; Data Science</w:t>
+      </w:r>
+    </w:p>
+    <w:p>
+      <w:pPr>
+        <w:pStyle w:val="Compact"/>
+        <w:numPr>
+          <w:ilvl w:val="0"/>
+          <w:numId w:val="1002"/>
+        </w:numPr>
+      </w:pPr>
+      <w:r>
+        <w:t xml:space="preserve">Stakeholder Engagement &amp; Capacity Strengthening</w:t>
+      </w:r>
+    </w:p>
+    <w:p>
+      <w:pPr>
+        <w:pStyle w:val="Compact"/>
+        <w:numPr>
+          <w:ilvl w:val="0"/>
+          <w:numId w:val="1002"/>
+        </w:numPr>
+      </w:pPr>
+      <w:r>
+        <w:t xml:space="preserve">Multi-Country Program Leadership</w:t>
+      </w:r>
+    </w:p>
+    <w:p>
+      <w:pPr>
+        <w:pStyle w:val="Compact"/>
+        <w:numPr>
+          <w:ilvl w:val="0"/>
+          <w:numId w:val="1002"/>
+        </w:numPr>
+      </w:pPr>
+      <w:r>
+        <w:t xml:space="preserve">Strategic Donor Reporting &amp; Accountability</w:t>
+      </w:r>
+    </w:p>
+    <w:bookmarkEnd w:id="13"/>
+    <w:bookmarkStart w:id="31" w:name="professional-experience"/>
     <w:p>
       <w:pPr>
         <w:pStyle w:val="Heading2"/>
@@ -222,12 +316,12 @@
         <w:t xml:space="preserve">Professional Experience</w:t>
       </w:r>
     </w:p>
-    <w:bookmarkStart w:id="14" w:name="the-end-fund"/>
+    <w:bookmarkStart w:id="15" w:name="the-end-fund"/>
     <w:p>
       <w:pPr>
         <w:pStyle w:val="Heading3"/>
       </w:pPr>
-      <w:hyperlink r:id="rId13">
+      <w:hyperlink r:id="rId14">
         <w:r>
           <w:rPr>
             <w:rStyle w:val="Hyperlink"/>
@@ -263,7 +357,7 @@
         <w:pStyle w:val="Compact"/>
         <w:numPr>
           <w:ilvl w:val="0"/>
-          <w:numId w:val="1002"/>
+          <w:numId w:val="1003"/>
         </w:numPr>
       </w:pPr>
       <w:r>
@@ -275,7 +369,7 @@
         <w:pStyle w:val="Compact"/>
         <w:numPr>
           <w:ilvl w:val="0"/>
-          <w:numId w:val="1002"/>
+          <w:numId w:val="1003"/>
         </w:numPr>
       </w:pPr>
       <w:r>
@@ -287,7 +381,7 @@
         <w:pStyle w:val="Compact"/>
         <w:numPr>
           <w:ilvl w:val="0"/>
-          <w:numId w:val="1002"/>
+          <w:numId w:val="1003"/>
         </w:numPr>
       </w:pPr>
       <w:r>
@@ -299,19 +393,19 @@
         <w:pStyle w:val="Compact"/>
         <w:numPr>
           <w:ilvl w:val="0"/>
-          <w:numId w:val="1002"/>
-        </w:numPr>
-      </w:pPr>
-      <w:r>
-        <w:t xml:space="preserve">Support organizational strategy through evidence generation, analytics, and synthesis of findings to inform donor engagement, investment decisions, and program improvement.</w:t>
-      </w:r>
-    </w:p>
-    <w:p>
-      <w:pPr>
-        <w:pStyle w:val="Compact"/>
-        <w:numPr>
-          <w:ilvl w:val="0"/>
-          <w:numId w:val="1002"/>
+          <w:numId w:val="1003"/>
+        </w:numPr>
+      </w:pPr>
+      <w:r>
+        <w:t xml:space="preserve">Generate strategic insights and evidence products that inform organizational planning, donor engagement, executive decision-making, and board oversight.</w:t>
+      </w:r>
+    </w:p>
+    <w:p>
+      <w:pPr>
+        <w:pStyle w:val="Compact"/>
+        <w:numPr>
+          <w:ilvl w:val="0"/>
+          <w:numId w:val="1003"/>
         </w:numPr>
       </w:pPr>
       <w:r>
@@ -323,7 +417,7 @@
         <w:pStyle w:val="Compact"/>
         <w:numPr>
           <w:ilvl w:val="0"/>
-          <w:numId w:val="1002"/>
+          <w:numId w:val="1003"/>
         </w:numPr>
       </w:pPr>
       <w:r>
@@ -335,7 +429,7 @@
         <w:pStyle w:val="Compact"/>
         <w:numPr>
           <w:ilvl w:val="0"/>
-          <w:numId w:val="1002"/>
+          <w:numId w:val="1003"/>
         </w:numPr>
       </w:pPr>
       <w:r>
@@ -347,20 +441,20 @@
         <w:pStyle w:val="Compact"/>
         <w:numPr>
           <w:ilvl w:val="0"/>
-          <w:numId w:val="1002"/>
+          <w:numId w:val="1003"/>
         </w:numPr>
       </w:pPr>
       <w:r>
         <w:t xml:space="preserve">Facilitate cross-country learning and synthesize implementation evidence to generate actionable insights that strengthen adaptive management and inform strategic decision-making.</w:t>
       </w:r>
     </w:p>
-    <w:bookmarkEnd w:id="14"/>
-    <w:bookmarkStart w:id="16" w:name="the-end-fund-1"/>
+    <w:bookmarkEnd w:id="15"/>
+    <w:bookmarkStart w:id="17" w:name="the-end-fund-1"/>
     <w:p>
       <w:pPr>
         <w:pStyle w:val="Heading3"/>
       </w:pPr>
-      <w:hyperlink r:id="rId13">
+      <w:hyperlink r:id="rId14">
         <w:r>
           <w:rPr>
             <w:rStyle w:val="Hyperlink"/>
@@ -396,7 +490,7 @@
         <w:pStyle w:val="Compact"/>
         <w:numPr>
           <w:ilvl w:val="0"/>
-          <w:numId w:val="1003"/>
+          <w:numId w:val="1004"/>
         </w:numPr>
       </w:pPr>
       <w:r>
@@ -408,7 +502,7 @@
         <w:pStyle w:val="Compact"/>
         <w:numPr>
           <w:ilvl w:val="0"/>
-          <w:numId w:val="1003"/>
+          <w:numId w:val="1004"/>
         </w:numPr>
       </w:pPr>
       <w:r>
@@ -420,7 +514,7 @@
         <w:pStyle w:val="Compact"/>
         <w:numPr>
           <w:ilvl w:val="0"/>
-          <w:numId w:val="1003"/>
+          <w:numId w:val="1004"/>
         </w:numPr>
       </w:pPr>
       <w:r>
@@ -432,7 +526,7 @@
         <w:pStyle w:val="Compact"/>
         <w:numPr>
           <w:ilvl w:val="0"/>
-          <w:numId w:val="1003"/>
+          <w:numId w:val="1004"/>
         </w:numPr>
       </w:pPr>
       <w:r>
@@ -444,7 +538,7 @@
         <w:pStyle w:val="Compact"/>
         <w:numPr>
           <w:ilvl w:val="0"/>
-          <w:numId w:val="1003"/>
+          <w:numId w:val="1004"/>
         </w:numPr>
       </w:pPr>
       <w:r>
@@ -456,7 +550,7 @@
         <w:pStyle w:val="Compact"/>
         <w:numPr>
           <w:ilvl w:val="0"/>
-          <w:numId w:val="1003"/>
+          <w:numId w:val="1004"/>
         </w:numPr>
       </w:pPr>
       <w:r>
@@ -480,7 +574,7 @@
         <w:pStyle w:val="Compact"/>
         <w:numPr>
           <w:ilvl w:val="0"/>
-          <w:numId w:val="1004"/>
+          <w:numId w:val="1005"/>
         </w:numPr>
       </w:pPr>
       <w:r>
@@ -492,31 +586,31 @@
         <w:pStyle w:val="Compact"/>
         <w:numPr>
           <w:ilvl w:val="0"/>
-          <w:numId w:val="1004"/>
-        </w:numPr>
-      </w:pPr>
-      <w:r>
-        <w:t xml:space="preserve">Delivered high-impact analytics supporting localization strategy and cross-departmental decision-making.</w:t>
-      </w:r>
-    </w:p>
-    <w:p>
-      <w:pPr>
-        <w:pStyle w:val="Compact"/>
-        <w:numPr>
-          <w:ilvl w:val="0"/>
-          <w:numId w:val="1004"/>
-        </w:numPr>
-      </w:pPr>
-      <w:r>
-        <w:t xml:space="preserve">Contributed to development of organizational Theory of Change aligned with strategic priorities.</w:t>
-      </w:r>
-    </w:p>
-    <w:p>
-      <w:pPr>
-        <w:pStyle w:val="Compact"/>
-        <w:numPr>
-          <w:ilvl w:val="0"/>
-          <w:numId w:val="1004"/>
+          <w:numId w:val="1005"/>
+        </w:numPr>
+      </w:pPr>
+      <w:r>
+        <w:t xml:space="preserve">Led analytical work that informed organizational localization strategy and strengthened evidence-based decision-making across departments.</w:t>
+      </w:r>
+    </w:p>
+    <w:p>
+      <w:pPr>
+        <w:pStyle w:val="Compact"/>
+        <w:numPr>
+          <w:ilvl w:val="0"/>
+          <w:numId w:val="1005"/>
+        </w:numPr>
+      </w:pPr>
+      <w:r>
+        <w:t xml:space="preserve">Supported development and refinement of the organizational Theory of Change, ensuring alignment between strategic priorities, performance measurement, and evidence use.</w:t>
+      </w:r>
+    </w:p>
+    <w:p>
+      <w:pPr>
+        <w:pStyle w:val="Compact"/>
+        <w:numPr>
+          <w:ilvl w:val="0"/>
+          <w:numId w:val="1005"/>
         </w:numPr>
       </w:pPr>
       <w:r>
@@ -525,7 +619,7 @@
       <w:r>
         <w:t xml:space="preserve"> </w:t>
       </w:r>
-      <w:hyperlink r:id="rId15">
+      <w:hyperlink r:id="rId16">
         <w:r>
           <w:rPr>
             <w:rStyle w:val="Hyperlink"/>
@@ -542,7 +636,7 @@
         <w:pStyle w:val="Compact"/>
         <w:numPr>
           <w:ilvl w:val="0"/>
-          <w:numId w:val="1004"/>
+          <w:numId w:val="1005"/>
         </w:numPr>
       </w:pPr>
       <w:r>
@@ -554,15 +648,27 @@
         <w:pStyle w:val="Compact"/>
         <w:numPr>
           <w:ilvl w:val="0"/>
-          <w:numId w:val="1004"/>
+          <w:numId w:val="1005"/>
         </w:numPr>
       </w:pPr>
       <w:r>
         <w:t xml:space="preserve">Produced evidence briefs, learning products, technical reports and presentations used by donors, ministries of health and program leadership to guide strategic decisions.</w:t>
       </w:r>
     </w:p>
-    <w:bookmarkEnd w:id="16"/>
-    <w:bookmarkStart w:id="18" w:name="independent-consultant"/>
+    <w:p>
+      <w:pPr>
+        <w:pStyle w:val="Compact"/>
+        <w:numPr>
+          <w:ilvl w:val="0"/>
+          <w:numId w:val="1005"/>
+        </w:numPr>
+      </w:pPr>
+      <w:r>
+        <w:t xml:space="preserve">Promoted organizational learning and adaptive management through synthesis of monitoring, evaluation, and analytical findings into actionable recommendations.</w:t>
+      </w:r>
+    </w:p>
+    <w:bookmarkEnd w:id="17"/>
+    <w:bookmarkStart w:id="19" w:name="independent-consultant"/>
     <w:p>
       <w:pPr>
         <w:pStyle w:val="Heading3"/>
@@ -603,7 +709,7 @@
         <w:pStyle w:val="Compact"/>
         <w:numPr>
           <w:ilvl w:val="0"/>
-          <w:numId w:val="1005"/>
+          <w:numId w:val="1006"/>
         </w:numPr>
       </w:pPr>
       <w:r>
@@ -615,7 +721,7 @@
         <w:pStyle w:val="Compact"/>
         <w:numPr>
           <w:ilvl w:val="0"/>
-          <w:numId w:val="1005"/>
+          <w:numId w:val="1006"/>
         </w:numPr>
       </w:pPr>
       <w:r>
@@ -627,7 +733,7 @@
         <w:pStyle w:val="Compact"/>
         <w:numPr>
           <w:ilvl w:val="0"/>
-          <w:numId w:val="1005"/>
+          <w:numId w:val="1006"/>
         </w:numPr>
       </w:pPr>
       <w:r>
@@ -639,7 +745,7 @@
         <w:pStyle w:val="Compact"/>
         <w:numPr>
           <w:ilvl w:val="0"/>
-          <w:numId w:val="1005"/>
+          <w:numId w:val="1006"/>
         </w:numPr>
       </w:pPr>
       <w:r>
@@ -651,7 +757,7 @@
         <w:pStyle w:val="Compact"/>
         <w:numPr>
           <w:ilvl w:val="0"/>
-          <w:numId w:val="1005"/>
+          <w:numId w:val="1006"/>
         </w:numPr>
       </w:pPr>
       <w:r>
@@ -660,7 +766,7 @@
       <w:r>
         <w:t xml:space="preserve"> </w:t>
       </w:r>
-      <w:hyperlink r:id="rId17">
+      <w:hyperlink r:id="rId18">
         <w:r>
           <w:rPr>
             <w:rStyle w:val="Hyperlink"/>
@@ -675,13 +781,13 @@
         <w:t xml:space="preserve">and third party monitoring</w:t>
       </w:r>
     </w:p>
-    <w:bookmarkEnd w:id="18"/>
-    <w:bookmarkStart w:id="20" w:name="X9ba5efaf9c9c5ac59871b0ca5a6b1f34f83d889"/>
+    <w:bookmarkEnd w:id="19"/>
+    <w:bookmarkStart w:id="21" w:name="X9ba5efaf9c9c5ac59871b0ca5a6b1f34f83d889"/>
     <w:p>
       <w:pPr>
         <w:pStyle w:val="Heading3"/>
       </w:pPr>
-      <w:hyperlink r:id="rId19">
+      <w:hyperlink r:id="rId20">
         <w:r>
           <w:rPr>
             <w:rStyle w:val="Hyperlink"/>
@@ -717,7 +823,7 @@
         <w:pStyle w:val="Compact"/>
         <w:numPr>
           <w:ilvl w:val="0"/>
-          <w:numId w:val="1006"/>
+          <w:numId w:val="1007"/>
         </w:numPr>
       </w:pPr>
       <w:r>
@@ -729,7 +835,7 @@
         <w:pStyle w:val="Compact"/>
         <w:numPr>
           <w:ilvl w:val="0"/>
-          <w:numId w:val="1006"/>
+          <w:numId w:val="1007"/>
         </w:numPr>
       </w:pPr>
       <w:r>
@@ -741,7 +847,7 @@
         <w:pStyle w:val="Compact"/>
         <w:numPr>
           <w:ilvl w:val="0"/>
-          <w:numId w:val="1006"/>
+          <w:numId w:val="1007"/>
         </w:numPr>
       </w:pPr>
       <w:r>
@@ -753,7 +859,7 @@
         <w:pStyle w:val="Compact"/>
         <w:numPr>
           <w:ilvl w:val="0"/>
-          <w:numId w:val="1006"/>
+          <w:numId w:val="1007"/>
         </w:numPr>
       </w:pPr>
       <w:r>
@@ -765,7 +871,7 @@
         <w:pStyle w:val="Compact"/>
         <w:numPr>
           <w:ilvl w:val="0"/>
-          <w:numId w:val="1006"/>
+          <w:numId w:val="1007"/>
         </w:numPr>
       </w:pPr>
       <w:r>
@@ -789,7 +895,7 @@
         <w:pStyle w:val="Compact"/>
         <w:numPr>
           <w:ilvl w:val="0"/>
-          <w:numId w:val="1007"/>
+          <w:numId w:val="1008"/>
         </w:numPr>
       </w:pPr>
       <w:r>
@@ -801,7 +907,7 @@
         <w:pStyle w:val="Compact"/>
         <w:numPr>
           <w:ilvl w:val="0"/>
-          <w:numId w:val="1007"/>
+          <w:numId w:val="1008"/>
         </w:numPr>
       </w:pPr>
       <w:r>
@@ -810,7 +916,7 @@
       <w:r>
         <w:t xml:space="preserve"> </w:t>
       </w:r>
-      <w:hyperlink r:id="rId15">
+      <w:hyperlink r:id="rId16">
         <w:r>
           <w:rPr>
             <w:rStyle w:val="Hyperlink"/>
@@ -827,7 +933,7 @@
         <w:pStyle w:val="Compact"/>
         <w:numPr>
           <w:ilvl w:val="0"/>
-          <w:numId w:val="1007"/>
+          <w:numId w:val="1008"/>
         </w:numPr>
       </w:pPr>
       <w:r>
@@ -839,7 +945,7 @@
         <w:pStyle w:val="Compact"/>
         <w:numPr>
           <w:ilvl w:val="0"/>
-          <w:numId w:val="1007"/>
+          <w:numId w:val="1008"/>
         </w:numPr>
       </w:pPr>
       <w:r>
@@ -851,7 +957,7 @@
         <w:pStyle w:val="Compact"/>
         <w:numPr>
           <w:ilvl w:val="0"/>
-          <w:numId w:val="1007"/>
+          <w:numId w:val="1008"/>
         </w:numPr>
       </w:pPr>
       <w:r>
@@ -863,7 +969,7 @@
         <w:pStyle w:val="Compact"/>
         <w:numPr>
           <w:ilvl w:val="0"/>
-          <w:numId w:val="1007"/>
+          <w:numId w:val="1008"/>
         </w:numPr>
       </w:pPr>
       <w:r>
@@ -875,20 +981,20 @@
         <w:pStyle w:val="Compact"/>
         <w:numPr>
           <w:ilvl w:val="0"/>
-          <w:numId w:val="1007"/>
+          <w:numId w:val="1008"/>
         </w:numPr>
       </w:pPr>
       <w:r>
         <w:t xml:space="preserve">Supervised 2 data managers, 7 M&amp;E officers, and 1 HMIS specialist.</w:t>
       </w:r>
     </w:p>
-    <w:bookmarkEnd w:id="20"/>
-    <w:bookmarkStart w:id="22" w:name="kmet"/>
+    <w:bookmarkEnd w:id="21"/>
+    <w:bookmarkStart w:id="23" w:name="kmet"/>
     <w:p>
       <w:pPr>
         <w:pStyle w:val="Heading3"/>
       </w:pPr>
-      <w:hyperlink r:id="rId21">
+      <w:hyperlink r:id="rId22">
         <w:r>
           <w:rPr>
             <w:rStyle w:val="Hyperlink"/>
@@ -924,7 +1030,7 @@
         <w:pStyle w:val="Compact"/>
         <w:numPr>
           <w:ilvl w:val="0"/>
-          <w:numId w:val="1008"/>
+          <w:numId w:val="1009"/>
         </w:numPr>
       </w:pPr>
       <w:r>
@@ -936,7 +1042,7 @@
         <w:pStyle w:val="Compact"/>
         <w:numPr>
           <w:ilvl w:val="0"/>
-          <w:numId w:val="1008"/>
+          <w:numId w:val="1009"/>
         </w:numPr>
       </w:pPr>
       <w:r>
@@ -948,7 +1054,19 @@
         <w:pStyle w:val="Compact"/>
         <w:numPr>
           <w:ilvl w:val="0"/>
-          <w:numId w:val="1008"/>
+          <w:numId w:val="1009"/>
+        </w:numPr>
+      </w:pPr>
+      <w:r>
+        <w:t xml:space="preserve">Led implementation and evaluation of KMET programs empowering adolescent girls and young women (AGYW) aged 10–24 years across Kenya, supporting the establishment of youth-friendly clinics in collaboration with county Departments of Health.</w:t>
+      </w:r>
+    </w:p>
+    <w:p>
+      <w:pPr>
+        <w:pStyle w:val="Compact"/>
+        <w:numPr>
+          <w:ilvl w:val="0"/>
+          <w:numId w:val="1009"/>
         </w:numPr>
       </w:pPr>
       <w:r>
@@ -960,7 +1078,7 @@
         <w:pStyle w:val="Compact"/>
         <w:numPr>
           <w:ilvl w:val="0"/>
-          <w:numId w:val="1008"/>
+          <w:numId w:val="1009"/>
         </w:numPr>
       </w:pPr>
       <w:r>
@@ -984,7 +1102,7 @@
         <w:pStyle w:val="Compact"/>
         <w:numPr>
           <w:ilvl w:val="0"/>
-          <w:numId w:val="1009"/>
+          <w:numId w:val="1010"/>
         </w:numPr>
       </w:pPr>
       <w:r>
@@ -996,7 +1114,7 @@
         <w:pStyle w:val="Compact"/>
         <w:numPr>
           <w:ilvl w:val="0"/>
-          <w:numId w:val="1009"/>
+          <w:numId w:val="1010"/>
         </w:numPr>
       </w:pPr>
       <w:r>
@@ -1008,20 +1126,20 @@
         <w:pStyle w:val="Compact"/>
         <w:numPr>
           <w:ilvl w:val="0"/>
-          <w:numId w:val="1009"/>
+          <w:numId w:val="1010"/>
         </w:numPr>
       </w:pPr>
       <w:r>
         <w:t xml:space="preserve">Supervised 2 M&amp;E assistants directly and 30 data clerks indirectly.</w:t>
       </w:r>
     </w:p>
-    <w:bookmarkEnd w:id="22"/>
-    <w:bookmarkStart w:id="29" w:name="X25c0948727970404fa58de2e57afb60c9f97fa7"/>
+    <w:bookmarkEnd w:id="23"/>
+    <w:bookmarkStart w:id="30" w:name="X25c0948727970404fa58de2e57afb60c9f97fa7"/>
     <w:p>
       <w:pPr>
         <w:pStyle w:val="Heading3"/>
       </w:pPr>
-      <w:hyperlink r:id="rId23">
+      <w:hyperlink r:id="rId24">
         <w:r>
           <w:rPr>
             <w:rStyle w:val="Hyperlink"/>
@@ -1057,19 +1175,19 @@
         <w:pStyle w:val="Compact"/>
         <w:numPr>
           <w:ilvl w:val="0"/>
-          <w:numId w:val="1010"/>
-        </w:numPr>
-      </w:pPr>
-      <w:r>
-        <w:t xml:space="preserve">Led county-level statistical analysis, planning, monitoring, and reporting functions.</w:t>
-      </w:r>
-    </w:p>
-    <w:p>
-      <w:pPr>
-        <w:pStyle w:val="Compact"/>
-        <w:numPr>
-          <w:ilvl w:val="0"/>
-          <w:numId w:val="1010"/>
+          <w:numId w:val="1011"/>
+        </w:numPr>
+      </w:pPr>
+      <w:r>
+        <w:t xml:space="preserve">Led county and district-level statistical analysis, planning, monitoring, and reporting functions.</w:t>
+      </w:r>
+    </w:p>
+    <w:p>
+      <w:pPr>
+        <w:pStyle w:val="Compact"/>
+        <w:numPr>
+          <w:ilvl w:val="0"/>
+          <w:numId w:val="1011"/>
         </w:numPr>
       </w:pPr>
       <w:r>
@@ -1081,19 +1199,19 @@
         <w:pStyle w:val="Compact"/>
         <w:numPr>
           <w:ilvl w:val="0"/>
-          <w:numId w:val="1010"/>
-        </w:numPr>
-      </w:pPr>
-      <w:r>
-        <w:t xml:space="preserve">Coordinated development, review, monitoring, and evaluation of District Development Plans and County Integrated Development Plans.</w:t>
-      </w:r>
-    </w:p>
-    <w:p>
-      <w:pPr>
-        <w:pStyle w:val="Compact"/>
-        <w:numPr>
-          <w:ilvl w:val="0"/>
-          <w:numId w:val="1010"/>
+          <w:numId w:val="1011"/>
+        </w:numPr>
+      </w:pPr>
+      <w:r>
+        <w:t xml:space="preserve">Coordinated development, review, monitoring, and evaluation of District Development Plans and County Integrated Development Plans across key government thematic areas including education, gender mainstreaming among others.</w:t>
+      </w:r>
+    </w:p>
+    <w:p>
+      <w:pPr>
+        <w:pStyle w:val="Compact"/>
+        <w:numPr>
+          <w:ilvl w:val="0"/>
+          <w:numId w:val="1011"/>
         </w:numPr>
       </w:pPr>
       <w:r>
@@ -1117,7 +1235,7 @@
         <w:pStyle w:val="Compact"/>
         <w:numPr>
           <w:ilvl w:val="0"/>
-          <w:numId w:val="1011"/>
+          <w:numId w:val="1012"/>
         </w:numPr>
       </w:pPr>
       <w:r>
@@ -1126,7 +1244,7 @@
       <w:r>
         <w:t xml:space="preserve"> </w:t>
       </w:r>
-      <w:hyperlink r:id="rId24">
+      <w:hyperlink r:id="rId25">
         <w:r>
           <w:rPr>
             <w:rStyle w:val="Hyperlink"/>
@@ -1146,7 +1264,7 @@
         <w:pStyle w:val="Compact"/>
         <w:numPr>
           <w:ilvl w:val="0"/>
-          <w:numId w:val="1011"/>
+          <w:numId w:val="1012"/>
         </w:numPr>
       </w:pPr>
       <w:r>
@@ -1155,7 +1273,7 @@
       <w:r>
         <w:t xml:space="preserve"> </w:t>
       </w:r>
-      <w:hyperlink r:id="rId25">
+      <w:hyperlink r:id="rId26">
         <w:r>
           <w:rPr>
             <w:rStyle w:val="Hyperlink"/>
@@ -1166,7 +1284,7 @@
       <w:r>
         <w:t xml:space="preserve">, multi-year (</w:t>
       </w:r>
-      <w:hyperlink r:id="rId26">
+      <w:hyperlink r:id="rId27">
         <w:r>
           <w:rPr>
             <w:rStyle w:val="Hyperlink"/>
@@ -1183,7 +1301,7 @@
       <w:r>
         <w:t xml:space="preserve"> </w:t>
       </w:r>
-      <w:hyperlink r:id="rId27">
+      <w:hyperlink r:id="rId28">
         <w:r>
           <w:rPr>
             <w:rStyle w:val="Hyperlink"/>
@@ -1197,7 +1315,7 @@
       <w:r>
         <w:t xml:space="preserve"> </w:t>
       </w:r>
-      <w:hyperlink r:id="rId28">
+      <w:hyperlink r:id="rId29">
         <w:r>
           <w:rPr>
             <w:rStyle w:val="Hyperlink"/>
@@ -1214,7 +1332,7 @@
         <w:pStyle w:val="Compact"/>
         <w:numPr>
           <w:ilvl w:val="0"/>
-          <w:numId w:val="1011"/>
+          <w:numId w:val="1012"/>
         </w:numPr>
       </w:pPr>
       <w:r>
@@ -1226,16 +1344,16 @@
         <w:pStyle w:val="Compact"/>
         <w:numPr>
           <w:ilvl w:val="0"/>
-          <w:numId w:val="1011"/>
+          <w:numId w:val="1012"/>
         </w:numPr>
       </w:pPr>
       <w:r>
         <w:t xml:space="preserve">Founded the Borabu District Information and Documentation Centre, improving transparency and accessibility of government development plans and strategies for civil servants and citizens.</w:t>
       </w:r>
     </w:p>
-    <w:bookmarkEnd w:id="29"/>
     <w:bookmarkEnd w:id="30"/>
-    <w:bookmarkStart w:id="33" w:name="education"/>
+    <w:bookmarkEnd w:id="31"/>
+    <w:bookmarkStart w:id="34" w:name="education"/>
     <w:p>
       <w:pPr>
         <w:pStyle w:val="Heading2"/>
@@ -1249,10 +1367,10 @@
         <w:pStyle w:val="Compact"/>
         <w:numPr>
           <w:ilvl w:val="0"/>
-          <w:numId w:val="1012"/>
-        </w:numPr>
-      </w:pPr>
-      <w:hyperlink r:id="rId31">
+          <w:numId w:val="1013"/>
+        </w:numPr>
+      </w:pPr>
+      <w:hyperlink r:id="rId32">
         <w:r>
           <w:rPr>
             <w:rStyle w:val="Hyperlink"/>
@@ -1280,10 +1398,10 @@
         <w:pStyle w:val="Compact"/>
         <w:numPr>
           <w:ilvl w:val="0"/>
-          <w:numId w:val="1012"/>
-        </w:numPr>
-      </w:pPr>
-      <w:hyperlink r:id="rId32">
+          <w:numId w:val="1013"/>
+        </w:numPr>
+      </w:pPr>
+      <w:hyperlink r:id="rId33">
         <w:r>
           <w:rPr>
             <w:rStyle w:val="Hyperlink"/>
@@ -1309,7 +1427,7 @@
         <w:pStyle w:val="Compact"/>
         <w:numPr>
           <w:ilvl w:val="0"/>
-          <w:numId w:val="1012"/>
+          <w:numId w:val="1013"/>
         </w:numPr>
       </w:pPr>
       <w:r>
@@ -1336,8 +1454,8 @@
         <w:t xml:space="preserve">, Nyamagwa Boys’ High School, Kenya — 2003</w:t>
       </w:r>
     </w:p>
-    <w:bookmarkEnd w:id="33"/>
-    <w:bookmarkStart w:id="34" w:name="technical-skills"/>
+    <w:bookmarkEnd w:id="34"/>
+    <w:bookmarkStart w:id="36" w:name="technical-skills"/>
     <w:p>
       <w:pPr>
         <w:pStyle w:val="Heading2"/>
@@ -1351,7 +1469,7 @@
         <w:pStyle w:val="Compact"/>
         <w:numPr>
           <w:ilvl w:val="0"/>
-          <w:numId w:val="1013"/>
+          <w:numId w:val="1014"/>
         </w:numPr>
       </w:pPr>
       <w:r>
@@ -1373,7 +1491,7 @@
         <w:pStyle w:val="Compact"/>
         <w:numPr>
           <w:ilvl w:val="0"/>
-          <w:numId w:val="1013"/>
+          <w:numId w:val="1014"/>
         </w:numPr>
       </w:pPr>
       <w:r>
@@ -1381,43 +1499,37 @@
           <w:b/>
           <w:bCs/>
         </w:rPr>
-        <w:t xml:space="preserve">Health Systems:</w:t>
-      </w:r>
-      <w:r>
-        <w:t xml:space="preserve"> </w:t>
-      </w:r>
-      <w:r>
-        <w:t xml:space="preserve">DHIS2, EMR systems, Kobo Toolbox</w:t>
-      </w:r>
-    </w:p>
-    <w:p>
-      <w:pPr>
-        <w:pStyle w:val="Compact"/>
-        <w:numPr>
-          <w:ilvl w:val="0"/>
-          <w:numId w:val="1013"/>
-        </w:numPr>
-      </w:pPr>
+        <w:t xml:space="preserve">Health information systems</w:t>
+      </w:r>
+      <w:r>
+        <w:t xml:space="preserve"> </w:t>
+      </w:r>
+      <w:r>
+        <w:t xml:space="preserve">(HMIS/DHIS2, EMR, LMIS, eCHIS) and</w:t>
+      </w:r>
+      <w:r>
+        <w:t xml:space="preserve"> </w:t>
+      </w:r>
       <w:r>
         <w:rPr>
           <w:b/>
           <w:bCs/>
         </w:rPr>
-        <w:t xml:space="preserve">Enterprise Systems:</w:t>
-      </w:r>
-      <w:r>
-        <w:t xml:space="preserve"> </w:t>
-      </w:r>
-      <w:r>
-        <w:t xml:space="preserve">Salesforce</w:t>
-      </w:r>
-    </w:p>
-    <w:p>
-      <w:pPr>
-        <w:pStyle w:val="Compact"/>
-        <w:numPr>
-          <w:ilvl w:val="0"/>
-          <w:numId w:val="1013"/>
+        <w:t xml:space="preserve">digital data collection tools</w:t>
+      </w:r>
+      <w:r>
+        <w:t xml:space="preserve"> </w:t>
+      </w:r>
+      <w:r>
+        <w:t xml:space="preserve">(KoboToolbox, ODK)</w:t>
+      </w:r>
+    </w:p>
+    <w:p>
+      <w:pPr>
+        <w:pStyle w:val="Compact"/>
+        <w:numPr>
+          <w:ilvl w:val="0"/>
+          <w:numId w:val="1014"/>
         </w:numPr>
       </w:pPr>
       <w:r>
@@ -1425,23 +1537,13 @@
           <w:b/>
           <w:bCs/>
         </w:rPr>
-        <w:t xml:space="preserve">Research &amp; Reporting:</w:t>
-      </w:r>
-      <w:r>
-        <w:t xml:space="preserve"> </w:t>
-      </w:r>
-      <w:r>
-        <w:t xml:space="preserve">Survey design, statistical modelling, data visualization, LaTeX</w:t>
-      </w:r>
-    </w:p>
-    <w:bookmarkEnd w:id="34"/>
-    <w:bookmarkStart w:id="37" w:name="selected-professional-development"/>
-    <w:p>
-      <w:pPr>
-        <w:pStyle w:val="Heading2"/>
-      </w:pPr>
-      <w:r>
-        <w:t xml:space="preserve">Selected Professional Development</w:t>
+        <w:t xml:space="preserve">Enterprise Systems:</w:t>
+      </w:r>
+      <w:r>
+        <w:t xml:space="preserve"> </w:t>
+      </w:r>
+      <w:r>
+        <w:t xml:space="preserve">Salesforce</w:t>
       </w:r>
     </w:p>
     <w:p>
@@ -1457,6 +1559,49 @@
           <w:b/>
           <w:bCs/>
         </w:rPr>
+        <w:t xml:space="preserve">Research &amp; Reporting:</w:t>
+      </w:r>
+      <w:r>
+        <w:t xml:space="preserve"> </w:t>
+      </w:r>
+      <w:r>
+        <w:t xml:space="preserve">Survey design, statistical modelling, data visualization,</w:t>
+      </w:r>
+      <w:r>
+        <w:t xml:space="preserve"> </w:t>
+      </w:r>
+      <w:hyperlink r:id="rId35">
+        <w:r>
+          <w:rPr>
+            <w:rStyle w:val="Hyperlink"/>
+          </w:rPr>
+          <w:t xml:space="preserve">Quarto</w:t>
+        </w:r>
+      </w:hyperlink>
+    </w:p>
+    <w:bookmarkEnd w:id="36"/>
+    <w:bookmarkStart w:id="39" w:name="selected-professional-development"/>
+    <w:p>
+      <w:pPr>
+        <w:pStyle w:val="Heading2"/>
+      </w:pPr>
+      <w:r>
+        <w:t xml:space="preserve">Selected Professional Development</w:t>
+      </w:r>
+    </w:p>
+    <w:p>
+      <w:pPr>
+        <w:pStyle w:val="Compact"/>
+        <w:numPr>
+          <w:ilvl w:val="0"/>
+          <w:numId w:val="1015"/>
+        </w:numPr>
+      </w:pPr>
+      <w:r>
+        <w:rPr>
+          <w:b/>
+          <w:bCs/>
+        </w:rPr>
         <w:t xml:space="preserve">Time Series Forecasting</w:t>
       </w:r>
       <w:r>
@@ -1468,7 +1613,7 @@
       <w:r>
         <w:t xml:space="preserve"> </w:t>
       </w:r>
-      <w:hyperlink r:id="rId35">
+      <w:hyperlink r:id="rId37">
         <w:r>
           <w:rPr>
             <w:rStyle w:val="Hyperlink"/>
@@ -1485,7 +1630,7 @@
         <w:pStyle w:val="Compact"/>
         <w:numPr>
           <w:ilvl w:val="0"/>
-          <w:numId w:val="1014"/>
+          <w:numId w:val="1015"/>
         </w:numPr>
       </w:pPr>
       <w:r>
@@ -1504,7 +1649,7 @@
         <w:pStyle w:val="Compact"/>
         <w:numPr>
           <w:ilvl w:val="0"/>
-          <w:numId w:val="1014"/>
+          <w:numId w:val="1015"/>
         </w:numPr>
       </w:pPr>
       <w:r>
@@ -1526,7 +1671,7 @@
         <w:pStyle w:val="Compact"/>
         <w:numPr>
           <w:ilvl w:val="0"/>
-          <w:numId w:val="1014"/>
+          <w:numId w:val="1015"/>
         </w:numPr>
       </w:pPr>
       <w:r>
@@ -1548,7 +1693,7 @@
         <w:pStyle w:val="Compact"/>
         <w:numPr>
           <w:ilvl w:val="0"/>
-          <w:numId w:val="1014"/>
+          <w:numId w:val="1015"/>
         </w:numPr>
       </w:pPr>
       <w:r>
@@ -1570,7 +1715,7 @@
         <w:pStyle w:val="Compact"/>
         <w:numPr>
           <w:ilvl w:val="0"/>
-          <w:numId w:val="1014"/>
+          <w:numId w:val="1015"/>
         </w:numPr>
       </w:pPr>
       <w:r>
@@ -1589,7 +1734,7 @@
       <w:r>
         <w:t xml:space="preserve"> </w:t>
       </w:r>
-      <w:hyperlink r:id="rId36">
+      <w:hyperlink r:id="rId38">
         <w:r>
           <w:rPr>
             <w:rStyle w:val="Hyperlink"/>
@@ -1601,8 +1746,8 @@
         <w:t xml:space="preserve">, CDC Kenya, 2017</w:t>
       </w:r>
     </w:p>
-    <w:bookmarkEnd w:id="37"/>
-    <w:bookmarkStart w:id="41" w:name="selected-publications"/>
+    <w:bookmarkEnd w:id="39"/>
+    <w:bookmarkStart w:id="43" w:name="selected-publications"/>
     <w:p>
       <w:pPr>
         <w:pStyle w:val="Heading2"/>
@@ -1616,7 +1761,7 @@
         <w:pStyle w:val="Compact"/>
         <w:numPr>
           <w:ilvl w:val="0"/>
-          <w:numId w:val="1015"/>
+          <w:numId w:val="1016"/>
         </w:numPr>
       </w:pPr>
       <w:r>
@@ -1648,7 +1793,7 @@
       <w:r>
         <w:t xml:space="preserve"> </w:t>
       </w:r>
-      <w:hyperlink r:id="rId38">
+      <w:hyperlink r:id="rId40">
         <w:r>
           <w:rPr>
             <w:rStyle w:val="Hyperlink"/>
@@ -1662,7 +1807,7 @@
         <w:pStyle w:val="Compact"/>
         <w:numPr>
           <w:ilvl w:val="0"/>
-          <w:numId w:val="1015"/>
+          <w:numId w:val="1016"/>
         </w:numPr>
       </w:pPr>
       <w:r>
@@ -1694,7 +1839,7 @@
       <w:r>
         <w:t xml:space="preserve"> </w:t>
       </w:r>
-      <w:hyperlink r:id="rId39">
+      <w:hyperlink r:id="rId41">
         <w:r>
           <w:rPr>
             <w:rStyle w:val="Hyperlink"/>
@@ -1708,7 +1853,7 @@
         <w:pStyle w:val="Compact"/>
         <w:numPr>
           <w:ilvl w:val="0"/>
-          <w:numId w:val="1015"/>
+          <w:numId w:val="1016"/>
         </w:numPr>
       </w:pPr>
       <w:r>
@@ -1737,7 +1882,7 @@
       <w:r>
         <w:t xml:space="preserve"> </w:t>
       </w:r>
-      <w:hyperlink r:id="rId40">
+      <w:hyperlink r:id="rId42">
         <w:r>
           <w:rPr>
             <w:rStyle w:val="Hyperlink"/>
@@ -1754,7 +1899,7 @@
         <w:pStyle w:val="Compact"/>
         <w:numPr>
           <w:ilvl w:val="0"/>
-          <w:numId w:val="1015"/>
+          <w:numId w:val="1016"/>
         </w:numPr>
       </w:pPr>
       <w:r>
@@ -1792,7 +1937,7 @@
         <w:pStyle w:val="Compact"/>
         <w:numPr>
           <w:ilvl w:val="0"/>
-          <w:numId w:val="1015"/>
+          <w:numId w:val="1016"/>
         </w:numPr>
       </w:pPr>
       <w:r>
@@ -1828,8 +1973,8 @@
         <w:t xml:space="preserve">Undergraduate project, University of Nairobi.</w:t>
       </w:r>
     </w:p>
-    <w:bookmarkEnd w:id="41"/>
-    <w:bookmarkStart w:id="42" w:name="languages"/>
+    <w:bookmarkEnd w:id="43"/>
+    <w:bookmarkStart w:id="44" w:name="languages"/>
     <w:p>
       <w:pPr>
         <w:pStyle w:val="Heading2"/>
@@ -1843,7 +1988,7 @@
         <w:pStyle w:val="Compact"/>
         <w:numPr>
           <w:ilvl w:val="0"/>
-          <w:numId w:val="1016"/>
+          <w:numId w:val="1017"/>
         </w:numPr>
       </w:pPr>
       <w:r>
@@ -1855,7 +2000,7 @@
         <w:pStyle w:val="Compact"/>
         <w:numPr>
           <w:ilvl w:val="0"/>
-          <w:numId w:val="1016"/>
+          <w:numId w:val="1017"/>
         </w:numPr>
       </w:pPr>
       <w:r>
@@ -1867,15 +2012,15 @@
         <w:pStyle w:val="Compact"/>
         <w:numPr>
           <w:ilvl w:val="0"/>
-          <w:numId w:val="1016"/>
+          <w:numId w:val="1017"/>
         </w:numPr>
       </w:pPr>
       <w:r>
         <w:t xml:space="preserve">French — Basic proficiency</w:t>
       </w:r>
     </w:p>
-    <w:bookmarkEnd w:id="42"/>
-    <w:bookmarkStart w:id="43" w:name="selected-awards"/>
+    <w:bookmarkEnd w:id="44"/>
+    <w:bookmarkStart w:id="45" w:name="selected-awards"/>
     <w:p>
       <w:pPr>
         <w:pStyle w:val="Heading2"/>
@@ -1889,7 +2034,7 @@
         <w:pStyle w:val="Compact"/>
         <w:numPr>
           <w:ilvl w:val="0"/>
-          <w:numId w:val="1017"/>
+          <w:numId w:val="1018"/>
         </w:numPr>
       </w:pPr>
       <w:r>
@@ -1927,7 +2072,7 @@
         <w:pStyle w:val="Compact"/>
         <w:numPr>
           <w:ilvl w:val="0"/>
-          <w:numId w:val="1017"/>
+          <w:numId w:val="1018"/>
         </w:numPr>
       </w:pPr>
       <w:r>
@@ -1949,7 +2094,7 @@
         <w:pStyle w:val="Compact"/>
         <w:numPr>
           <w:ilvl w:val="0"/>
-          <w:numId w:val="1017"/>
+          <w:numId w:val="1018"/>
         </w:numPr>
       </w:pPr>
       <w:r>
@@ -1971,7 +2116,7 @@
         <w:pStyle w:val="Compact"/>
         <w:numPr>
           <w:ilvl w:val="0"/>
-          <w:numId w:val="1017"/>
+          <w:numId w:val="1018"/>
         </w:numPr>
       </w:pPr>
       <w:r>
@@ -1988,8 +2133,8 @@
         <w:t xml:space="preserve">Ranked second-best KCSE student in Gucha District, Kenya.</w:t>
       </w:r>
     </w:p>
-    <w:bookmarkEnd w:id="43"/>
-    <w:bookmarkStart w:id="44" w:name="referees"/>
+    <w:bookmarkEnd w:id="45"/>
+    <w:bookmarkStart w:id="46" w:name="referees"/>
     <w:p>
       <w:pPr>
         <w:pStyle w:val="Heading2"/>
@@ -2006,8 +2151,8 @@
         <w:t xml:space="preserve">Available upon request.</w:t>
       </w:r>
     </w:p>
-    <w:bookmarkEnd w:id="44"/>
-    <w:bookmarkEnd w:id="45"/>
+    <w:bookmarkEnd w:id="46"/>
+    <w:bookmarkEnd w:id="47"/>
     <w:sectPr>
       <w:footnotePr>
         <w:numRestart w:val="eachSect"/>
@@ -2273,6 +2418,9 @@
     <w:abstractNumId w:val="991"/>
   </w:num>
   <w:num w:numId="1017">
+    <w:abstractNumId w:val="991"/>
+  </w:num>
+  <w:num w:numId="1018">
     <w:abstractNumId w:val="991"/>
   </w:num>
 </w:numbering>
